--- a/lessons/8-2/downloads/reveal/teacher/8.2-homework-packet.docx
+++ b/lessons/8-2/downloads/reveal/teacher/8.2-homework-packet.docx
@@ -15,10 +15,28 @@
         <w:rPr>
           <w:rFonts w:ascii="Avenir Next" w:hAnsi="Avenir Next" w:cs="Avenir Next" w:eastAsia="Avenir Next"/>
           <w:color w:val="1A1A1A"/>
+          <w:sz w:val="22"/>
+          <w:szCs w:val="20"/>
+        </w:rPr>
+        <w:t xml:space="preserve">Name</w:t>
+      </w:r>
+      <w:r>
+        <w:rPr>
+          <w:rFonts w:ascii="Avenir Next" w:hAnsi="Avenir Next" w:cs="Avenir Next" w:eastAsia="Avenir Next"/>
+          <w:color w:val="1A1A1A"/>
           <w:sz w:val="20"/>
           <w:szCs w:val="20"/>
         </w:rPr>
-        <w:t xml:space="preserve">Name</w:t>
+        <w:tab/>
+      </w:r>
+      <w:r>
+        <w:rPr>
+          <w:rFonts w:ascii="Avenir Next" w:hAnsi="Avenir Next" w:cs="Avenir Next" w:eastAsia="Avenir Next"/>
+          <w:color w:val="1A1A1A"/>
+          <w:sz w:val="22"/>
+          <w:szCs w:val="20"/>
+        </w:rPr>
+        <w:t xml:space="preserve">   Date</w:t>
       </w:r>
       <w:r>
         <w:rPr>
@@ -33,25 +51,7 @@
         <w:rPr>
           <w:rFonts w:ascii="Avenir Next" w:hAnsi="Avenir Next" w:cs="Avenir Next" w:eastAsia="Avenir Next"/>
           <w:color w:val="1A1A1A"/>
-          <w:sz w:val="20"/>
-          <w:szCs w:val="20"/>
-        </w:rPr>
-        <w:t xml:space="preserve">   Date</w:t>
-      </w:r>
-      <w:r>
-        <w:rPr>
-          <w:rFonts w:ascii="Avenir Next" w:hAnsi="Avenir Next" w:cs="Avenir Next" w:eastAsia="Avenir Next"/>
-          <w:color w:val="1A1A1A"/>
-          <w:sz w:val="20"/>
-          <w:szCs w:val="20"/>
-        </w:rPr>
-        <w:tab/>
-      </w:r>
-      <w:r>
-        <w:rPr>
-          <w:rFonts w:ascii="Avenir Next" w:hAnsi="Avenir Next" w:cs="Avenir Next" w:eastAsia="Avenir Next"/>
-          <w:color w:val="1A1A1A"/>
-          <w:sz w:val="20"/>
+          <w:sz w:val="22"/>
           <w:szCs w:val="20"/>
         </w:rPr>
         <w:t xml:space="preserve">   Period</w:t>
@@ -78,7 +78,7 @@
           <w:caps/>
           <w:color w:val="003A70"/>
           <w:spacing w:val="12"/>
-          <w:sz w:val="19"/>
+          <w:sz w:val="22"/>
           <w:szCs w:val="19"/>
         </w:rPr>
         <w:t xml:space="preserve">Lesson 8-2  ·  Homework Packet  ·  Sheet 1 of 2</w:t>
@@ -86,6 +86,7 @@
     </w:p>
     <w:p>
       <w:pPr>
+        <w:pStyle w:val="Heading1"/>
         <w:keepNext/>
         <w:spacing w:before="0" w:after="0" w:line="240" w:lineRule="auto"/>
       </w:pPr>
@@ -111,7 +112,7 @@
         <w:rPr>
           <w:rFonts w:ascii="Avenir Next" w:hAnsi="Avenir Next" w:cs="Avenir Next" w:eastAsia="Avenir Next"/>
           <w:color w:val="5A5F66"/>
-          <w:sz w:val="17"/>
+          <w:sz w:val="22"/>
           <w:szCs w:val="17"/>
         </w:rPr>
         <w:t xml:space="preserve">Maryland Standard 6.EE.B.7   ·   Learning target — I can solve an addition equation by subtracting the same amount from both sides.</w:t>
@@ -158,6 +159,7 @@
           </w:tcPr>
           <w:p>
             <w:pPr>
+              <w:pStyle w:val="Heading2"/>
               <w:spacing w:before="0" w:after="0" w:line="240" w:lineRule="auto"/>
             </w:pPr>
             <w:r>
@@ -185,25 +187,25 @@
                 <w:rFonts w:ascii="Avenir Next" w:hAnsi="Avenir Next" w:cs="Avenir Next" w:eastAsia="Avenir Next"/>
                 <w:b/>
                 <w:color w:val="003A70"/>
+                <w:sz w:val="22"/>
+                <w:szCs w:val="18"/>
+              </w:rPr>
+              <w:t xml:space="preserve">•</w:t>
+            </w:r>
+            <w:r>
+              <w:rPr>
+                <w:rFonts w:ascii="Avenir Next" w:hAnsi="Avenir Next" w:cs="Avenir Next" w:eastAsia="Avenir Next"/>
+                <w:color w:val="1A1A1A"/>
                 <w:sz w:val="18"/>
                 <w:szCs w:val="18"/>
               </w:rPr>
-              <w:t xml:space="preserve">•</w:t>
-            </w:r>
-            <w:r>
-              <w:rPr>
-                <w:rFonts w:ascii="Avenir Next" w:hAnsi="Avenir Next" w:cs="Avenir Next" w:eastAsia="Avenir Next"/>
-                <w:color w:val="1A1A1A"/>
-                <w:sz w:val="18"/>
-                <w:szCs w:val="18"/>
-              </w:rPr>
               <w:tab/>
             </w:r>
             <w:r>
               <w:rPr>
                 <w:rFonts w:ascii="Avenir Next" w:hAnsi="Avenir Next" w:cs="Avenir Next" w:eastAsia="Avenir Next"/>
                 <w:color w:val="1A1A1A"/>
-                <w:sz w:val="18"/>
+                <w:sz w:val="22"/>
                 <w:szCs w:val="18"/>
               </w:rPr>
               <w:t xml:space="preserve">Addition and subtraction are </w:t>
@@ -213,7 +215,7 @@
                 <w:rFonts w:ascii="Avenir Next" w:hAnsi="Avenir Next" w:cs="Avenir Next" w:eastAsia="Avenir Next"/>
                 <w:b/>
                 <w:color w:val="1A1A1A"/>
-                <w:sz w:val="18"/>
+                <w:sz w:val="22"/>
                 <w:szCs w:val="18"/>
               </w:rPr>
               <w:t xml:space="preserve">inverse operations</w:t>
@@ -222,7 +224,7 @@
               <w:rPr>
                 <w:rFonts w:ascii="Avenir Next" w:hAnsi="Avenir Next" w:cs="Avenir Next" w:eastAsia="Avenir Next"/>
                 <w:color w:val="1A1A1A"/>
-                <w:sz w:val="18"/>
+                <w:sz w:val="22"/>
                 <w:szCs w:val="18"/>
               </w:rPr>
               <w:t xml:space="preserve">. They undo each other.</w:t>
@@ -241,10 +243,95 @@
                 <w:rFonts w:ascii="Avenir Next" w:hAnsi="Avenir Next" w:cs="Avenir Next" w:eastAsia="Avenir Next"/>
                 <w:b/>
                 <w:color w:val="003A70"/>
+                <w:sz w:val="22"/>
+                <w:szCs w:val="18"/>
+              </w:rPr>
+              <w:t xml:space="preserve">•</w:t>
+            </w:r>
+            <w:r>
+              <w:rPr>
+                <w:rFonts w:ascii="Avenir Next" w:hAnsi="Avenir Next" w:cs="Avenir Next" w:eastAsia="Avenir Next"/>
+                <w:color w:val="1A1A1A"/>
                 <w:sz w:val="18"/>
                 <w:szCs w:val="18"/>
               </w:rPr>
-              <w:t xml:space="preserve">•</w:t>
+              <w:tab/>
+            </w:r>
+            <w:r>
+              <w:rPr>
+                <w:rFonts w:ascii="Avenir Next" w:hAnsi="Avenir Next" w:cs="Avenir Next" w:eastAsia="Avenir Next"/>
+                <w:color w:val="1A1A1A"/>
+                <w:sz w:val="22"/>
+                <w:szCs w:val="18"/>
+              </w:rPr>
+              <w:t xml:space="preserve">To solve </w:t>
+            </w:r>
+            <w:r>
+              <w:rPr>
+                <w:rFonts w:ascii="Avenir Next" w:hAnsi="Avenir Next" w:cs="Avenir Next" w:eastAsia="Avenir Next"/>
+                <w:i/>
+                <w:color w:val="1A1A1A"/>
+                <w:sz w:val="22"/>
+                <w:szCs w:val="18"/>
+              </w:rPr>
+              <w:t xml:space="preserve">x</w:t>
+            </w:r>
+            <w:r>
+              <w:rPr>
+                <w:rFonts w:ascii="Avenir Next" w:hAnsi="Avenir Next" w:cs="Avenir Next" w:eastAsia="Avenir Next"/>
+                <w:color w:val="1A1A1A"/>
+                <w:sz w:val="22"/>
+                <w:szCs w:val="18"/>
+              </w:rPr>
+              <w:t xml:space="preserve"> + </w:t>
+            </w:r>
+            <w:r>
+              <w:rPr>
+                <w:rFonts w:ascii="Avenir Next" w:hAnsi="Avenir Next" w:cs="Avenir Next" w:eastAsia="Avenir Next"/>
+                <w:i/>
+                <w:color w:val="1A1A1A"/>
+                <w:sz w:val="22"/>
+                <w:szCs w:val="18"/>
+              </w:rPr>
+              <w:t xml:space="preserve">a</w:t>
+            </w:r>
+            <w:r>
+              <w:rPr>
+                <w:rFonts w:ascii="Avenir Next" w:hAnsi="Avenir Next" w:cs="Avenir Next" w:eastAsia="Avenir Next"/>
+                <w:color w:val="1A1A1A"/>
+                <w:sz w:val="22"/>
+                <w:szCs w:val="18"/>
+              </w:rPr>
+              <w:t xml:space="preserve"> = </w:t>
+            </w:r>
+            <w:r>
+              <w:rPr>
+                <w:rFonts w:ascii="Avenir Next" w:hAnsi="Avenir Next" w:cs="Avenir Next" w:eastAsia="Avenir Next"/>
+                <w:i/>
+                <w:color w:val="1A1A1A"/>
+                <w:sz w:val="22"/>
+                <w:szCs w:val="18"/>
+              </w:rPr>
+              <w:t xml:space="preserve">b</w:t>
+            </w:r>
+            <w:r>
+              <w:rPr>
+                <w:rFonts w:ascii="Avenir Next" w:hAnsi="Avenir Next" w:cs="Avenir Next" w:eastAsia="Avenir Next"/>
+                <w:color w:val="1A1A1A"/>
+                <w:sz w:val="22"/>
+                <w:szCs w:val="18"/>
+              </w:rPr>
+              <w:t xml:space="preserve">, </w:t>
+            </w:r>
+            <w:r>
+              <w:rPr>
+                <w:rFonts w:ascii="Avenir Next" w:hAnsi="Avenir Next" w:cs="Avenir Next" w:eastAsia="Avenir Next"/>
+                <w:b/>
+                <w:color w:val="1A1A1A"/>
+                <w:sz w:val="22"/>
+                <w:szCs w:val="18"/>
+              </w:rPr>
+              <w:t xml:space="preserve">subtract</w:t>
             </w:r>
             <w:r>
               <w:rPr>
@@ -253,7 +340,17 @@
                 <w:sz w:val="18"/>
                 <w:szCs w:val="18"/>
               </w:rPr>
-              <w:tab/>
+              <w:t xml:space="preserve"> </w:t>
+            </w:r>
+            <w:r>
+              <w:rPr>
+                <w:rFonts w:ascii="Avenir Next" w:hAnsi="Avenir Next" w:cs="Avenir Next" w:eastAsia="Avenir Next"/>
+                <w:i/>
+                <w:color w:val="1A1A1A"/>
+                <w:sz w:val="22"/>
+                <w:szCs w:val="18"/>
+              </w:rPr>
+              <w:t xml:space="preserve">a</w:t>
             </w:r>
             <w:r>
               <w:rPr>
@@ -262,109 +359,14 @@
                 <w:sz w:val="18"/>
                 <w:szCs w:val="18"/>
               </w:rPr>
-              <w:t xml:space="preserve">To solve </w:t>
-            </w:r>
-            <w:r>
-              <w:rPr>
-                <w:rFonts w:ascii="Avenir Next" w:hAnsi="Avenir Next" w:cs="Avenir Next" w:eastAsia="Avenir Next"/>
-                <w:i/>
-                <w:color w:val="1A1A1A"/>
-                <w:sz w:val="18"/>
-                <w:szCs w:val="18"/>
-              </w:rPr>
-              <w:t xml:space="preserve">x</w:t>
-            </w:r>
-            <w:r>
-              <w:rPr>
-                <w:rFonts w:ascii="Avenir Next" w:hAnsi="Avenir Next" w:cs="Avenir Next" w:eastAsia="Avenir Next"/>
-                <w:color w:val="1A1A1A"/>
-                <w:sz w:val="18"/>
-                <w:szCs w:val="18"/>
-              </w:rPr>
-              <w:t xml:space="preserve"> + </w:t>
-            </w:r>
-            <w:r>
-              <w:rPr>
-                <w:rFonts w:ascii="Avenir Next" w:hAnsi="Avenir Next" w:cs="Avenir Next" w:eastAsia="Avenir Next"/>
-                <w:i/>
-                <w:color w:val="1A1A1A"/>
-                <w:sz w:val="18"/>
-                <w:szCs w:val="18"/>
-              </w:rPr>
-              <w:t xml:space="preserve">a</w:t>
-            </w:r>
-            <w:r>
-              <w:rPr>
-                <w:rFonts w:ascii="Avenir Next" w:hAnsi="Avenir Next" w:cs="Avenir Next" w:eastAsia="Avenir Next"/>
-                <w:color w:val="1A1A1A"/>
-                <w:sz w:val="18"/>
-                <w:szCs w:val="18"/>
-              </w:rPr>
-              <w:t xml:space="preserve"> = </w:t>
-            </w:r>
-            <w:r>
-              <w:rPr>
-                <w:rFonts w:ascii="Avenir Next" w:hAnsi="Avenir Next" w:cs="Avenir Next" w:eastAsia="Avenir Next"/>
-                <w:i/>
-                <w:color w:val="1A1A1A"/>
-                <w:sz w:val="18"/>
-                <w:szCs w:val="18"/>
-              </w:rPr>
-              <w:t xml:space="preserve">b</w:t>
-            </w:r>
-            <w:r>
-              <w:rPr>
-                <w:rFonts w:ascii="Avenir Next" w:hAnsi="Avenir Next" w:cs="Avenir Next" w:eastAsia="Avenir Next"/>
-                <w:color w:val="1A1A1A"/>
-                <w:sz w:val="18"/>
-                <w:szCs w:val="18"/>
-              </w:rPr>
-              <w:t xml:space="preserve">, </w:t>
+              <w:t xml:space="preserve"> </w:t>
             </w:r>
             <w:r>
               <w:rPr>
                 <w:rFonts w:ascii="Avenir Next" w:hAnsi="Avenir Next" w:cs="Avenir Next" w:eastAsia="Avenir Next"/>
                 <w:b/>
                 <w:color w:val="1A1A1A"/>
-                <w:sz w:val="18"/>
-                <w:szCs w:val="18"/>
-              </w:rPr>
-              <w:t xml:space="preserve">subtract</w:t>
-            </w:r>
-            <w:r>
-              <w:rPr>
-                <w:rFonts w:ascii="Avenir Next" w:hAnsi="Avenir Next" w:cs="Avenir Next" w:eastAsia="Avenir Next"/>
-                <w:color w:val="1A1A1A"/>
-                <w:sz w:val="18"/>
-                <w:szCs w:val="18"/>
-              </w:rPr>
-              <w:t xml:space="preserve"> </w:t>
-            </w:r>
-            <w:r>
-              <w:rPr>
-                <w:rFonts w:ascii="Avenir Next" w:hAnsi="Avenir Next" w:cs="Avenir Next" w:eastAsia="Avenir Next"/>
-                <w:i/>
-                <w:color w:val="1A1A1A"/>
-                <w:sz w:val="18"/>
-                <w:szCs w:val="18"/>
-              </w:rPr>
-              <w:t xml:space="preserve">a</w:t>
-            </w:r>
-            <w:r>
-              <w:rPr>
-                <w:rFonts w:ascii="Avenir Next" w:hAnsi="Avenir Next" w:cs="Avenir Next" w:eastAsia="Avenir Next"/>
-                <w:color w:val="1A1A1A"/>
-                <w:sz w:val="18"/>
-                <w:szCs w:val="18"/>
-              </w:rPr>
-              <w:t xml:space="preserve"> </w:t>
-            </w:r>
-            <w:r>
-              <w:rPr>
-                <w:rFonts w:ascii="Avenir Next" w:hAnsi="Avenir Next" w:cs="Avenir Next" w:eastAsia="Avenir Next"/>
-                <w:b/>
-                <w:color w:val="1A1A1A"/>
-                <w:sz w:val="18"/>
+                <w:sz w:val="22"/>
                 <w:szCs w:val="18"/>
               </w:rPr>
               <w:t xml:space="preserve">from both sides</w:t>
@@ -373,7 +375,7 @@
               <w:rPr>
                 <w:rFonts w:ascii="Avenir Next" w:hAnsi="Avenir Next" w:cs="Avenir Next" w:eastAsia="Avenir Next"/>
                 <w:color w:val="1A1A1A"/>
-                <w:sz w:val="18"/>
+                <w:sz w:val="22"/>
                 <w:szCs w:val="18"/>
               </w:rPr>
               <w:t xml:space="preserve"> to keep the equation balanced.</w:t>
@@ -392,18 +394,18 @@
                 <w:rFonts w:ascii="Avenir Next" w:hAnsi="Avenir Next" w:cs="Avenir Next" w:eastAsia="Avenir Next"/>
                 <w:b/>
                 <w:color w:val="003A70"/>
+                <w:sz w:val="22"/>
+                <w:szCs w:val="18"/>
+              </w:rPr>
+              <w:t xml:space="preserve">•</w:t>
+            </w:r>
+            <w:r>
+              <w:rPr>
+                <w:rFonts w:ascii="Avenir Next" w:hAnsi="Avenir Next" w:cs="Avenir Next" w:eastAsia="Avenir Next"/>
+                <w:color w:val="1A1A1A"/>
                 <w:sz w:val="18"/>
                 <w:szCs w:val="18"/>
               </w:rPr>
-              <w:t xml:space="preserve">•</w:t>
-            </w:r>
-            <w:r>
-              <w:rPr>
-                <w:rFonts w:ascii="Avenir Next" w:hAnsi="Avenir Next" w:cs="Avenir Next" w:eastAsia="Avenir Next"/>
-                <w:color w:val="1A1A1A"/>
-                <w:sz w:val="18"/>
-                <w:szCs w:val="18"/>
-              </w:rPr>
               <w:tab/>
             </w:r>
             <w:r>
@@ -411,7 +413,7 @@
                 <w:rFonts w:ascii="Avenir Next" w:hAnsi="Avenir Next" w:cs="Avenir Next" w:eastAsia="Avenir Next"/>
                 <w:b/>
                 <w:color w:val="1A1A1A"/>
-                <w:sz w:val="18"/>
+                <w:sz w:val="22"/>
                 <w:szCs w:val="18"/>
               </w:rPr>
               <w:t xml:space="preserve">Check</w:t>
@@ -420,7 +422,7 @@
               <w:rPr>
                 <w:rFonts w:ascii="Avenir Next" w:hAnsi="Avenir Next" w:cs="Avenir Next" w:eastAsia="Avenir Next"/>
                 <w:color w:val="1A1A1A"/>
-                <w:sz w:val="18"/>
+                <w:sz w:val="22"/>
                 <w:szCs w:val="18"/>
               </w:rPr>
               <w:t xml:space="preserve"> by substituting your solution into the original equation.</w:t>
@@ -435,6 +437,7 @@
           </w:tcPr>
           <w:p>
             <w:pPr>
+              <w:pStyle w:val="Heading2"/>
               <w:spacing w:before="0" w:after="0" w:line="240" w:lineRule="auto"/>
             </w:pPr>
             <w:r>
@@ -457,7 +460,7 @@
               <w:rPr>
                 <w:rFonts w:ascii="Avenir Next" w:hAnsi="Avenir Next" w:cs="Avenir Next" w:eastAsia="Avenir Next"/>
                 <w:color w:val="1A1A1A"/>
-                <w:sz w:val="17"/>
+                <w:sz w:val="22"/>
                 <w:szCs w:val="17"/>
               </w:rPr>
               <w:t xml:space="preserve">Solve </w:t>
@@ -467,7 +470,7 @@
                 <w:rFonts w:ascii="Avenir Next" w:hAnsi="Avenir Next" w:cs="Avenir Next" w:eastAsia="Avenir Next"/>
                 <w:i/>
                 <w:color w:val="1A1A1A"/>
-                <w:sz w:val="17"/>
+                <w:sz w:val="22"/>
                 <w:szCs w:val="17"/>
               </w:rPr>
               <w:t xml:space="preserve">x</w:t>
@@ -476,7 +479,7 @@
               <w:rPr>
                 <w:rFonts w:ascii="Avenir Next" w:hAnsi="Avenir Next" w:cs="Avenir Next" w:eastAsia="Avenir Next"/>
                 <w:color w:val="1A1A1A"/>
-                <w:sz w:val="17"/>
+                <w:sz w:val="22"/>
                 <w:szCs w:val="17"/>
               </w:rPr>
               <w:t xml:space="preserve"> + 23 = 61.</w:t>
@@ -494,7 +497,7 @@
               <w:drawing>
                 <wp:inline distT="0" distB="0" distL="0" distR="0">
                   <wp:extent cx="2377440" cy="397962"/>
-                  <wp:docPr id="1" name="Figure 1"/>
+                  <wp:docPr id="1" name="Figure 1" descr="Tape diagram. : 2 equal sections; section labels x, 23. Total label: 61."/>
                   <a:graphic xmlns:a="http://schemas.openxmlformats.org/drawingml/2006/main">
                     <a:graphicData uri="http://schemas.openxmlformats.org/drawingml/2006/picture">
                       <pic:pic xmlns:pic="http://schemas.openxmlformats.org/drawingml/2006/picture">
@@ -537,44 +540,44 @@
                 <w:rFonts w:ascii="Avenir Next" w:hAnsi="Avenir Next" w:cs="Avenir Next" w:eastAsia="Avenir Next"/>
                 <w:b/>
                 <w:color w:val="003A70"/>
+                <w:sz w:val="22"/>
+                <w:szCs w:val="17"/>
+              </w:rPr>
+              <w:t xml:space="preserve">Step 1</w:t>
+            </w:r>
+            <w:r>
+              <w:rPr>
+                <w:rFonts w:ascii="Avenir Next" w:hAnsi="Avenir Next" w:cs="Avenir Next" w:eastAsia="Avenir Next"/>
+                <w:color w:val="1A1A1A"/>
                 <w:sz w:val="17"/>
                 <w:szCs w:val="17"/>
               </w:rPr>
-              <w:t xml:space="preserve">Step 1</w:t>
-            </w:r>
-            <w:r>
-              <w:rPr>
-                <w:rFonts w:ascii="Avenir Next" w:hAnsi="Avenir Next" w:cs="Avenir Next" w:eastAsia="Avenir Next"/>
-                <w:color w:val="1A1A1A"/>
-                <w:sz w:val="17"/>
+              <w:tab/>
+            </w:r>
+            <w:r>
+              <w:rPr>
+                <w:rFonts w:ascii="Avenir Next" w:hAnsi="Avenir Next" w:cs="Avenir Next" w:eastAsia="Avenir Next"/>
+                <w:color w:val="1A1A1A"/>
+                <w:sz w:val="22"/>
                 <w:szCs w:val="17"/>
               </w:rPr>
-              <w:tab/>
-            </w:r>
-            <w:r>
-              <w:rPr>
-                <w:rFonts w:ascii="Avenir Next" w:hAnsi="Avenir Next" w:cs="Avenir Next" w:eastAsia="Avenir Next"/>
-                <w:color w:val="1A1A1A"/>
-                <w:sz w:val="17"/>
+              <w:t xml:space="preserve">Subtract 23 from both sides: </w:t>
+            </w:r>
+            <w:r>
+              <w:rPr>
+                <w:rFonts w:ascii="Avenir Next" w:hAnsi="Avenir Next" w:cs="Avenir Next" w:eastAsia="Avenir Next"/>
+                <w:i/>
+                <w:color w:val="1A1A1A"/>
+                <w:sz w:val="22"/>
                 <w:szCs w:val="17"/>
               </w:rPr>
-              <w:t xml:space="preserve">Subtract 23 from both sides: </w:t>
-            </w:r>
-            <w:r>
-              <w:rPr>
-                <w:rFonts w:ascii="Avenir Next" w:hAnsi="Avenir Next" w:cs="Avenir Next" w:eastAsia="Avenir Next"/>
-                <w:i/>
-                <w:color w:val="1A1A1A"/>
-                <w:sz w:val="17"/>
-                <w:szCs w:val="17"/>
-              </w:rPr>
               <w:t xml:space="preserve">x</w:t>
             </w:r>
             <w:r>
               <w:rPr>
                 <w:rFonts w:ascii="Avenir Next" w:hAnsi="Avenir Next" w:cs="Avenir Next" w:eastAsia="Avenir Next"/>
                 <w:color w:val="1A1A1A"/>
-                <w:sz w:val="17"/>
+                <w:sz w:val="22"/>
                 <w:szCs w:val="17"/>
               </w:rPr>
               <w:t xml:space="preserve"> = 61 − 23 = 38</w:t>
@@ -593,25 +596,25 @@
                 <w:rFonts w:ascii="Avenir Next" w:hAnsi="Avenir Next" w:cs="Avenir Next" w:eastAsia="Avenir Next"/>
                 <w:b/>
                 <w:color w:val="003A70"/>
+                <w:sz w:val="22"/>
+                <w:szCs w:val="17"/>
+              </w:rPr>
+              <w:t xml:space="preserve">Step 2</w:t>
+            </w:r>
+            <w:r>
+              <w:rPr>
+                <w:rFonts w:ascii="Avenir Next" w:hAnsi="Avenir Next" w:cs="Avenir Next" w:eastAsia="Avenir Next"/>
+                <w:color w:val="1A1A1A"/>
                 <w:sz w:val="17"/>
                 <w:szCs w:val="17"/>
               </w:rPr>
-              <w:t xml:space="preserve">Step 2</w:t>
-            </w:r>
-            <w:r>
-              <w:rPr>
-                <w:rFonts w:ascii="Avenir Next" w:hAnsi="Avenir Next" w:cs="Avenir Next" w:eastAsia="Avenir Next"/>
-                <w:color w:val="1A1A1A"/>
-                <w:sz w:val="17"/>
-                <w:szCs w:val="17"/>
-              </w:rPr>
               <w:tab/>
             </w:r>
             <w:r>
               <w:rPr>
                 <w:rFonts w:ascii="Avenir Next" w:hAnsi="Avenir Next" w:cs="Avenir Next" w:eastAsia="Avenir Next"/>
                 <w:color w:val="1A1A1A"/>
-                <w:sz w:val="17"/>
+                <w:sz w:val="22"/>
                 <w:szCs w:val="17"/>
               </w:rPr>
               <w:t xml:space="preserve">Check: 38 + 23 = 61, so it checks.</w:t>
@@ -630,18 +633,18 @@
                 <w:rFonts w:ascii="Avenir Next" w:hAnsi="Avenir Next" w:cs="Avenir Next" w:eastAsia="Avenir Next"/>
                 <w:b/>
                 <w:color w:val="1A1A1A"/>
+                <w:sz w:val="22"/>
+                <w:szCs w:val="17"/>
+              </w:rPr>
+              <w:t xml:space="preserve">Answer</w:t>
+            </w:r>
+            <w:r>
+              <w:rPr>
+                <w:rFonts w:ascii="Avenir Next" w:hAnsi="Avenir Next" w:cs="Avenir Next" w:eastAsia="Avenir Next"/>
+                <w:color w:val="1A1A1A"/>
                 <w:sz w:val="17"/>
                 <w:szCs w:val="17"/>
               </w:rPr>
-              <w:t xml:space="preserve">Answer</w:t>
-            </w:r>
-            <w:r>
-              <w:rPr>
-                <w:rFonts w:ascii="Avenir Next" w:hAnsi="Avenir Next" w:cs="Avenir Next" w:eastAsia="Avenir Next"/>
-                <w:color w:val="1A1A1A"/>
-                <w:sz w:val="17"/>
-                <w:szCs w:val="17"/>
-              </w:rPr>
               <w:tab/>
             </w:r>
             <w:r>
@@ -650,7 +653,7 @@
                 <w:b/>
                 <w:i/>
                 <w:color w:val="1A1A1A"/>
-                <w:sz w:val="17"/>
+                <w:sz w:val="22"/>
                 <w:szCs w:val="17"/>
               </w:rPr>
               <w:t xml:space="preserve">x</w:t>
@@ -660,7 +663,7 @@
                 <w:rFonts w:ascii="Avenir Next" w:hAnsi="Avenir Next" w:cs="Avenir Next" w:eastAsia="Avenir Next"/>
                 <w:b/>
                 <w:color w:val="1A1A1A"/>
-                <w:sz w:val="17"/>
+                <w:sz w:val="22"/>
                 <w:szCs w:val="17"/>
               </w:rPr>
               <w:t xml:space="preserve"> = 38</w:t>
@@ -671,6 +674,7 @@
     </w:tbl>
     <w:p>
       <w:pPr>
+        <w:pStyle w:val="Heading2"/>
         <w:keepNext/>
         <w:pBdr>
           <w:bottom w:val="single" w:sz="8" w:space="3" w:color="003A70"/>
@@ -686,7 +690,7 @@
           <w:b/>
           <w:color w:val="003A70"/>
           <w:spacing w:val="14"/>
-          <w:sz w:val="19"/>
+          <w:sz w:val="22"/>
           <w:szCs w:val="19"/>
         </w:rPr>
         <w:t xml:space="preserve">PRACTICE</w:t>
@@ -705,7 +709,7 @@
           <w:rFonts w:ascii="Avenir Next" w:hAnsi="Avenir Next" w:cs="Avenir Next" w:eastAsia="Avenir Next"/>
           <w:i/>
           <w:color w:val="5A5F66"/>
-          <w:sz w:val="17"/>
+          <w:sz w:val="22"/>
           <w:szCs w:val="17"/>
         </w:rPr>
         <w:t xml:space="preserve">show your work · label units</w:t>
@@ -725,25 +729,25 @@
           <w:rFonts w:ascii="Avenir Next" w:hAnsi="Avenir Next" w:cs="Avenir Next" w:eastAsia="Avenir Next"/>
           <w:b/>
           <w:color w:val="1A1A1A"/>
+          <w:sz w:val="22"/>
+          <w:szCs w:val="20"/>
+        </w:rPr>
+        <w:t xml:space="preserve">1.</w:t>
+      </w:r>
+      <w:r>
+        <w:rPr>
+          <w:rFonts w:ascii="Avenir Next" w:hAnsi="Avenir Next" w:cs="Avenir Next" w:eastAsia="Avenir Next"/>
+          <w:color w:val="1A1A1A"/>
           <w:sz w:val="20"/>
           <w:szCs w:val="20"/>
         </w:rPr>
-        <w:t xml:space="preserve">1.</w:t>
-      </w:r>
-      <w:r>
-        <w:rPr>
-          <w:rFonts w:ascii="Avenir Next" w:hAnsi="Avenir Next" w:cs="Avenir Next" w:eastAsia="Avenir Next"/>
-          <w:color w:val="1A1A1A"/>
-          <w:sz w:val="20"/>
-          <w:szCs w:val="20"/>
-        </w:rPr>
         <w:tab/>
       </w:r>
       <w:r>
         <w:rPr>
           <w:rFonts w:ascii="Avenir Next" w:hAnsi="Avenir Next" w:cs="Avenir Next" w:eastAsia="Avenir Next"/>
           <w:color w:val="1A1A1A"/>
-          <w:sz w:val="20"/>
+          <w:sz w:val="22"/>
           <w:szCs w:val="20"/>
         </w:rPr>
         <w:t xml:space="preserve">Solve each equation.</w:t>
@@ -799,18 +803,18 @@
                 <w:rFonts w:ascii="Avenir Next" w:hAnsi="Avenir Next" w:cs="Avenir Next" w:eastAsia="Avenir Next"/>
                 <w:b/>
                 <w:color w:val="003A70"/>
+                <w:sz w:val="22"/>
+                <w:szCs w:val="20"/>
+              </w:rPr>
+              <w:t xml:space="preserve">a.</w:t>
+            </w:r>
+            <w:r>
+              <w:rPr>
+                <w:rFonts w:ascii="Avenir Next" w:hAnsi="Avenir Next" w:cs="Avenir Next" w:eastAsia="Avenir Next"/>
+                <w:color w:val="1A1A1A"/>
                 <w:sz w:val="20"/>
                 <w:szCs w:val="20"/>
               </w:rPr>
-              <w:t xml:space="preserve">a.</w:t>
-            </w:r>
-            <w:r>
-              <w:rPr>
-                <w:rFonts w:ascii="Avenir Next" w:hAnsi="Avenir Next" w:cs="Avenir Next" w:eastAsia="Avenir Next"/>
-                <w:color w:val="1A1A1A"/>
-                <w:sz w:val="20"/>
-                <w:szCs w:val="20"/>
-              </w:rPr>
               <w:tab/>
             </w:r>
             <w:r>
@@ -818,7 +822,7 @@
                 <w:rFonts w:ascii="Avenir Next" w:hAnsi="Avenir Next" w:cs="Avenir Next" w:eastAsia="Avenir Next"/>
                 <w:i/>
                 <w:color w:val="1A1A1A"/>
-                <w:sz w:val="20"/>
+                <w:sz w:val="22"/>
                 <w:szCs w:val="20"/>
               </w:rPr>
               <w:t xml:space="preserve">x</w:t>
@@ -827,7 +831,7 @@
               <w:rPr>
                 <w:rFonts w:ascii="Avenir Next" w:hAnsi="Avenir Next" w:cs="Avenir Next" w:eastAsia="Avenir Next"/>
                 <w:color w:val="1A1A1A"/>
-                <w:sz w:val="20"/>
+                <w:sz w:val="22"/>
                 <w:szCs w:val="20"/>
               </w:rPr>
               <w:t xml:space="preserve"> + 9 = 17</w:t>
@@ -871,18 +875,18 @@
                 <w:rFonts w:ascii="Avenir Next" w:hAnsi="Avenir Next" w:cs="Avenir Next" w:eastAsia="Avenir Next"/>
                 <w:b/>
                 <w:color w:val="003A70"/>
+                <w:sz w:val="22"/>
+                <w:szCs w:val="20"/>
+              </w:rPr>
+              <w:t xml:space="preserve">b.</w:t>
+            </w:r>
+            <w:r>
+              <w:rPr>
+                <w:rFonts w:ascii="Avenir Next" w:hAnsi="Avenir Next" w:cs="Avenir Next" w:eastAsia="Avenir Next"/>
+                <w:color w:val="1A1A1A"/>
                 <w:sz w:val="20"/>
                 <w:szCs w:val="20"/>
               </w:rPr>
-              <w:t xml:space="preserve">b.</w:t>
-            </w:r>
-            <w:r>
-              <w:rPr>
-                <w:rFonts w:ascii="Avenir Next" w:hAnsi="Avenir Next" w:cs="Avenir Next" w:eastAsia="Avenir Next"/>
-                <w:color w:val="1A1A1A"/>
-                <w:sz w:val="20"/>
-                <w:szCs w:val="20"/>
-              </w:rPr>
               <w:tab/>
             </w:r>
             <w:r>
@@ -890,7 +894,7 @@
                 <w:rFonts w:ascii="Avenir Next" w:hAnsi="Avenir Next" w:cs="Avenir Next" w:eastAsia="Avenir Next"/>
                 <w:i/>
                 <w:color w:val="1A1A1A"/>
-                <w:sz w:val="20"/>
+                <w:sz w:val="22"/>
                 <w:szCs w:val="20"/>
               </w:rPr>
               <w:t xml:space="preserve">n</w:t>
@@ -899,7 +903,7 @@
               <w:rPr>
                 <w:rFonts w:ascii="Avenir Next" w:hAnsi="Avenir Next" w:cs="Avenir Next" w:eastAsia="Avenir Next"/>
                 <w:color w:val="1A1A1A"/>
-                <w:sz w:val="20"/>
+                <w:sz w:val="22"/>
                 <w:szCs w:val="20"/>
               </w:rPr>
               <w:t xml:space="preserve"> + 14 = 32</w:t>
@@ -943,25 +947,25 @@
                 <w:rFonts w:ascii="Avenir Next" w:hAnsi="Avenir Next" w:cs="Avenir Next" w:eastAsia="Avenir Next"/>
                 <w:b/>
                 <w:color w:val="003A70"/>
+                <w:sz w:val="22"/>
+                <w:szCs w:val="20"/>
+              </w:rPr>
+              <w:t xml:space="preserve">c.</w:t>
+            </w:r>
+            <w:r>
+              <w:rPr>
+                <w:rFonts w:ascii="Avenir Next" w:hAnsi="Avenir Next" w:cs="Avenir Next" w:eastAsia="Avenir Next"/>
+                <w:color w:val="1A1A1A"/>
                 <w:sz w:val="20"/>
                 <w:szCs w:val="20"/>
               </w:rPr>
-              <w:t xml:space="preserve">c.</w:t>
-            </w:r>
-            <w:r>
-              <w:rPr>
-                <w:rFonts w:ascii="Avenir Next" w:hAnsi="Avenir Next" w:cs="Avenir Next" w:eastAsia="Avenir Next"/>
-                <w:color w:val="1A1A1A"/>
-                <w:sz w:val="20"/>
-                <w:szCs w:val="20"/>
-              </w:rPr>
               <w:tab/>
             </w:r>
             <w:r>
               <w:rPr>
                 <w:rFonts w:ascii="Avenir Next" w:hAnsi="Avenir Next" w:cs="Avenir Next" w:eastAsia="Avenir Next"/>
                 <w:color w:val="1A1A1A"/>
-                <w:sz w:val="20"/>
+                <w:sz w:val="22"/>
                 <w:szCs w:val="20"/>
               </w:rPr>
               <w:t xml:space="preserve">25 + </w:t>
@@ -971,7 +975,7 @@
                 <w:rFonts w:ascii="Avenir Next" w:hAnsi="Avenir Next" w:cs="Avenir Next" w:eastAsia="Avenir Next"/>
                 <w:i/>
                 <w:color w:val="1A1A1A"/>
-                <w:sz w:val="20"/>
+                <w:sz w:val="22"/>
                 <w:szCs w:val="20"/>
               </w:rPr>
               <w:t xml:space="preserve">y</w:t>
@@ -980,7 +984,7 @@
               <w:rPr>
                 <w:rFonts w:ascii="Avenir Next" w:hAnsi="Avenir Next" w:cs="Avenir Next" w:eastAsia="Avenir Next"/>
                 <w:color w:val="1A1A1A"/>
-                <w:sz w:val="20"/>
+                <w:sz w:val="22"/>
                 <w:szCs w:val="20"/>
               </w:rPr>
               <w:t xml:space="preserve"> = 60</w:t>
@@ -1030,18 +1034,18 @@
                 <w:rFonts w:ascii="Avenir Next" w:hAnsi="Avenir Next" w:cs="Avenir Next" w:eastAsia="Avenir Next"/>
                 <w:b/>
                 <w:color w:val="003A70"/>
+                <w:sz w:val="22"/>
+                <w:szCs w:val="20"/>
+              </w:rPr>
+              <w:t xml:space="preserve">d.</w:t>
+            </w:r>
+            <w:r>
+              <w:rPr>
+                <w:rFonts w:ascii="Avenir Next" w:hAnsi="Avenir Next" w:cs="Avenir Next" w:eastAsia="Avenir Next"/>
+                <w:color w:val="1A1A1A"/>
                 <w:sz w:val="20"/>
                 <w:szCs w:val="20"/>
               </w:rPr>
-              <w:t xml:space="preserve">d.</w:t>
-            </w:r>
-            <w:r>
-              <w:rPr>
-                <w:rFonts w:ascii="Avenir Next" w:hAnsi="Avenir Next" w:cs="Avenir Next" w:eastAsia="Avenir Next"/>
-                <w:color w:val="1A1A1A"/>
-                <w:sz w:val="20"/>
-                <w:szCs w:val="20"/>
-              </w:rPr>
               <w:tab/>
             </w:r>
             <w:r>
@@ -1049,7 +1053,7 @@
                 <w:rFonts w:ascii="Avenir Next" w:hAnsi="Avenir Next" w:cs="Avenir Next" w:eastAsia="Avenir Next"/>
                 <w:i/>
                 <w:color w:val="1A1A1A"/>
-                <w:sz w:val="20"/>
+                <w:sz w:val="22"/>
                 <w:szCs w:val="20"/>
               </w:rPr>
               <w:t xml:space="preserve">m</w:t>
@@ -1058,7 +1062,7 @@
               <w:rPr>
                 <w:rFonts w:ascii="Avenir Next" w:hAnsi="Avenir Next" w:cs="Avenir Next" w:eastAsia="Avenir Next"/>
                 <w:color w:val="1A1A1A"/>
-                <w:sz w:val="20"/>
+                <w:sz w:val="22"/>
                 <w:szCs w:val="20"/>
               </w:rPr>
               <w:t xml:space="preserve"> + 38 = 75</w:t>
@@ -1102,25 +1106,25 @@
                 <w:rFonts w:ascii="Avenir Next" w:hAnsi="Avenir Next" w:cs="Avenir Next" w:eastAsia="Avenir Next"/>
                 <w:b/>
                 <w:color w:val="003A70"/>
+                <w:sz w:val="22"/>
+                <w:szCs w:val="20"/>
+              </w:rPr>
+              <w:t xml:space="preserve">e.</w:t>
+            </w:r>
+            <w:r>
+              <w:rPr>
+                <w:rFonts w:ascii="Avenir Next" w:hAnsi="Avenir Next" w:cs="Avenir Next" w:eastAsia="Avenir Next"/>
+                <w:color w:val="1A1A1A"/>
                 <w:sz w:val="20"/>
                 <w:szCs w:val="20"/>
               </w:rPr>
-              <w:t xml:space="preserve">e.</w:t>
-            </w:r>
-            <w:r>
-              <w:rPr>
-                <w:rFonts w:ascii="Avenir Next" w:hAnsi="Avenir Next" w:cs="Avenir Next" w:eastAsia="Avenir Next"/>
-                <w:color w:val="1A1A1A"/>
-                <w:sz w:val="20"/>
-                <w:szCs w:val="20"/>
-              </w:rPr>
               <w:tab/>
             </w:r>
             <w:r>
               <w:rPr>
                 <w:rFonts w:ascii="Avenir Next" w:hAnsi="Avenir Next" w:cs="Avenir Next" w:eastAsia="Avenir Next"/>
                 <w:color w:val="1A1A1A"/>
-                <w:sz w:val="20"/>
+                <w:sz w:val="22"/>
                 <w:szCs w:val="20"/>
               </w:rPr>
               <w:t xml:space="preserve">4.5 + </w:t>
@@ -1130,7 +1134,7 @@
                 <w:rFonts w:ascii="Avenir Next" w:hAnsi="Avenir Next" w:cs="Avenir Next" w:eastAsia="Avenir Next"/>
                 <w:i/>
                 <w:color w:val="1A1A1A"/>
-                <w:sz w:val="20"/>
+                <w:sz w:val="22"/>
                 <w:szCs w:val="20"/>
               </w:rPr>
               <w:t xml:space="preserve">k</w:t>
@@ -1139,7 +1143,7 @@
               <w:rPr>
                 <w:rFonts w:ascii="Avenir Next" w:hAnsi="Avenir Next" w:cs="Avenir Next" w:eastAsia="Avenir Next"/>
                 <w:color w:val="1A1A1A"/>
-                <w:sz w:val="20"/>
+                <w:sz w:val="22"/>
                 <w:szCs w:val="20"/>
               </w:rPr>
               <w:t xml:space="preserve"> = 10</w:t>
@@ -1183,18 +1187,18 @@
                 <w:rFonts w:ascii="Avenir Next" w:hAnsi="Avenir Next" w:cs="Avenir Next" w:eastAsia="Avenir Next"/>
                 <w:b/>
                 <w:color w:val="003A70"/>
+                <w:sz w:val="22"/>
+                <w:szCs w:val="20"/>
+              </w:rPr>
+              <w:t xml:space="preserve">f.</w:t>
+            </w:r>
+            <w:r>
+              <w:rPr>
+                <w:rFonts w:ascii="Avenir Next" w:hAnsi="Avenir Next" w:cs="Avenir Next" w:eastAsia="Avenir Next"/>
+                <w:color w:val="1A1A1A"/>
                 <w:sz w:val="20"/>
                 <w:szCs w:val="20"/>
               </w:rPr>
-              <w:t xml:space="preserve">f.</w:t>
-            </w:r>
-            <w:r>
-              <w:rPr>
-                <w:rFonts w:ascii="Avenir Next" w:hAnsi="Avenir Next" w:cs="Avenir Next" w:eastAsia="Avenir Next"/>
-                <w:color w:val="1A1A1A"/>
-                <w:sz w:val="20"/>
-                <w:szCs w:val="20"/>
-              </w:rPr>
               <w:tab/>
             </w:r>
             <w:r>
@@ -1202,7 +1206,7 @@
                 <w:rFonts w:ascii="Avenir Next" w:hAnsi="Avenir Next" w:cs="Avenir Next" w:eastAsia="Avenir Next"/>
                 <w:i/>
                 <w:color w:val="1A1A1A"/>
-                <w:sz w:val="20"/>
+                <w:sz w:val="22"/>
                 <w:szCs w:val="20"/>
               </w:rPr>
               <w:t xml:space="preserve">w</w:t>
@@ -1211,7 +1215,7 @@
               <w:rPr>
                 <w:rFonts w:ascii="Avenir Next" w:hAnsi="Avenir Next" w:cs="Avenir Next" w:eastAsia="Avenir Next"/>
                 <w:color w:val="1A1A1A"/>
-                <w:sz w:val="20"/>
+                <w:sz w:val="22"/>
                 <w:szCs w:val="20"/>
               </w:rPr>
               <w:t xml:space="preserve"> + 1.75 = 6</w:t>
@@ -1258,25 +1262,25 @@
           <w:rFonts w:ascii="Avenir Next" w:hAnsi="Avenir Next" w:cs="Avenir Next" w:eastAsia="Avenir Next"/>
           <w:b/>
           <w:color w:val="1A1A1A"/>
+          <w:sz w:val="22"/>
+          <w:szCs w:val="20"/>
+        </w:rPr>
+        <w:t xml:space="preserve">2.</w:t>
+      </w:r>
+      <w:r>
+        <w:rPr>
+          <w:rFonts w:ascii="Avenir Next" w:hAnsi="Avenir Next" w:cs="Avenir Next" w:eastAsia="Avenir Next"/>
+          <w:color w:val="1A1A1A"/>
           <w:sz w:val="20"/>
           <w:szCs w:val="20"/>
         </w:rPr>
-        <w:t xml:space="preserve">2.</w:t>
-      </w:r>
-      <w:r>
-        <w:rPr>
-          <w:rFonts w:ascii="Avenir Next" w:hAnsi="Avenir Next" w:cs="Avenir Next" w:eastAsia="Avenir Next"/>
-          <w:color w:val="1A1A1A"/>
-          <w:sz w:val="20"/>
-          <w:szCs w:val="20"/>
-        </w:rPr>
         <w:tab/>
       </w:r>
       <w:r>
         <w:rPr>
           <w:rFonts w:ascii="Avenir Next" w:hAnsi="Avenir Next" w:cs="Avenir Next" w:eastAsia="Avenir Next"/>
           <w:color w:val="1A1A1A"/>
-          <w:sz w:val="20"/>
+          <w:sz w:val="22"/>
           <w:szCs w:val="20"/>
         </w:rPr>
         <w:t xml:space="preserve">Write an addition equation for the tape diagram. Then solve it.</w:t>
@@ -1295,7 +1299,7 @@
         <w:drawing>
           <wp:inline distT="0" distB="0" distL="0" distR="0">
             <wp:extent cx="3291840" cy="551025"/>
-            <wp:docPr id="2" name="Figure 2"/>
+            <wp:docPr id="2" name="Figure 2" descr="Tape diagram. : 2 equal sections; section labels p, 46. Total label: 93."/>
             <a:graphic xmlns:a="http://schemas.openxmlformats.org/drawingml/2006/main">
               <a:graphicData uri="http://schemas.openxmlformats.org/drawingml/2006/picture">
                 <pic:pic xmlns:pic="http://schemas.openxmlformats.org/drawingml/2006/picture">
@@ -1338,7 +1342,7 @@
           <w:rFonts w:ascii="Avenir Next" w:hAnsi="Avenir Next" w:cs="Avenir Next" w:eastAsia="Avenir Next"/>
           <w:b/>
           <w:color w:val="1A1A1A"/>
-          <w:sz w:val="18"/>
+          <w:sz w:val="22"/>
           <w:szCs w:val="18"/>
         </w:rPr>
         <w:t xml:space="preserve">Equation and solution</w:t>
@@ -1372,18 +1376,18 @@
           <w:rFonts w:ascii="Avenir Next" w:hAnsi="Avenir Next" w:cs="Avenir Next" w:eastAsia="Avenir Next"/>
           <w:b/>
           <w:color w:val="1A1A1A"/>
+          <w:sz w:val="22"/>
+          <w:szCs w:val="20"/>
+        </w:rPr>
+        <w:t xml:space="preserve">3.</w:t>
+      </w:r>
+      <w:r>
+        <w:rPr>
+          <w:rFonts w:ascii="Avenir Next" w:hAnsi="Avenir Next" w:cs="Avenir Next" w:eastAsia="Avenir Next"/>
+          <w:color w:val="1A1A1A"/>
           <w:sz w:val="20"/>
           <w:szCs w:val="20"/>
         </w:rPr>
-        <w:t xml:space="preserve">3.</w:t>
-      </w:r>
-      <w:r>
-        <w:rPr>
-          <w:rFonts w:ascii="Avenir Next" w:hAnsi="Avenir Next" w:cs="Avenir Next" w:eastAsia="Avenir Next"/>
-          <w:color w:val="1A1A1A"/>
-          <w:sz w:val="20"/>
-          <w:szCs w:val="20"/>
-        </w:rPr>
         <w:tab/>
       </w:r>
       <w:r>
@@ -1391,7 +1395,7 @@
           <w:rFonts w:ascii="Avenir Next" w:hAnsi="Avenir Next" w:cs="Avenir Next" w:eastAsia="Avenir Next"/>
           <w:b/>
           <w:color w:val="1A1A1A"/>
-          <w:sz w:val="20"/>
+          <w:sz w:val="22"/>
           <w:szCs w:val="20"/>
         </w:rPr>
         <w:t xml:space="preserve">Book Cart.  </w:t>
@@ -1400,7 +1404,7 @@
         <w:rPr>
           <w:rFonts w:ascii="Avenir Next" w:hAnsi="Avenir Next" w:cs="Avenir Next" w:eastAsia="Avenir Next"/>
           <w:color w:val="1A1A1A"/>
-          <w:sz w:val="20"/>
+          <w:sz w:val="22"/>
           <w:szCs w:val="20"/>
         </w:rPr>
         <w:t xml:space="preserve">A book cart held </w:t>
@@ -1410,7 +1414,7 @@
           <w:rFonts w:ascii="Avenir Next" w:hAnsi="Avenir Next" w:cs="Avenir Next" w:eastAsia="Avenir Next"/>
           <w:i/>
           <w:color w:val="1A1A1A"/>
-          <w:sz w:val="20"/>
+          <w:sz w:val="22"/>
           <w:szCs w:val="20"/>
         </w:rPr>
         <w:t xml:space="preserve">b</w:t>
@@ -1419,7 +1423,7 @@
         <w:rPr>
           <w:rFonts w:ascii="Avenir Next" w:hAnsi="Avenir Next" w:cs="Avenir Next" w:eastAsia="Avenir Next"/>
           <w:color w:val="1A1A1A"/>
-          <w:sz w:val="20"/>
+          <w:sz w:val="22"/>
           <w:szCs w:val="20"/>
         </w:rPr>
         <w:t xml:space="preserve"> books. A volunteer added 27 more books. Now the cart holds 64 books. Write an addition equation and solve it. Check your answer.</w:t>
@@ -1496,25 +1500,25 @@
           <w:rFonts w:ascii="Avenir Next" w:hAnsi="Avenir Next" w:cs="Avenir Next" w:eastAsia="Avenir Next"/>
           <w:b/>
           <w:color w:val="1A1A1A"/>
+          <w:sz w:val="22"/>
+          <w:szCs w:val="18"/>
+        </w:rPr>
+        <w:t xml:space="preserve">Answer</w:t>
+      </w:r>
+      <w:r>
+        <w:rPr>
+          <w:rFonts w:ascii="Avenir Next" w:hAnsi="Avenir Next" w:cs="Avenir Next" w:eastAsia="Avenir Next"/>
+          <w:color w:val="1A1A1A"/>
           <w:sz w:val="18"/>
           <w:szCs w:val="18"/>
         </w:rPr>
-        <w:t xml:space="preserve">Answer</w:t>
-      </w:r>
-      <w:r>
-        <w:rPr>
-          <w:rFonts w:ascii="Avenir Next" w:hAnsi="Avenir Next" w:cs="Avenir Next" w:eastAsia="Avenir Next"/>
-          <w:color w:val="1A1A1A"/>
-          <w:sz w:val="18"/>
-          <w:szCs w:val="18"/>
-        </w:rPr>
         <w:tab/>
       </w:r>
       <w:r>
         <w:rPr>
           <w:rFonts w:ascii="Avenir Next" w:hAnsi="Avenir Next" w:cs="Avenir Next" w:eastAsia="Avenir Next"/>
           <w:color w:val="1A1A1A"/>
-          <w:sz w:val="18"/>
+          <w:sz w:val="22"/>
           <w:szCs w:val="18"/>
         </w:rPr>
         <w:t xml:space="preserve">  books</w:t>
@@ -1539,18 +1543,18 @@
           <w:rFonts w:ascii="Avenir Next" w:hAnsi="Avenir Next" w:cs="Avenir Next" w:eastAsia="Avenir Next"/>
           <w:b/>
           <w:color w:val="1A1A1A"/>
+          <w:sz w:val="22"/>
+          <w:szCs w:val="20"/>
+        </w:rPr>
+        <w:t xml:space="preserve">4.</w:t>
+      </w:r>
+      <w:r>
+        <w:rPr>
+          <w:rFonts w:ascii="Avenir Next" w:hAnsi="Avenir Next" w:cs="Avenir Next" w:eastAsia="Avenir Next"/>
+          <w:color w:val="1A1A1A"/>
           <w:sz w:val="20"/>
           <w:szCs w:val="20"/>
         </w:rPr>
-        <w:t xml:space="preserve">4.</w:t>
-      </w:r>
-      <w:r>
-        <w:rPr>
-          <w:rFonts w:ascii="Avenir Next" w:hAnsi="Avenir Next" w:cs="Avenir Next" w:eastAsia="Avenir Next"/>
-          <w:color w:val="1A1A1A"/>
-          <w:sz w:val="20"/>
-          <w:szCs w:val="20"/>
-        </w:rPr>
         <w:tab/>
       </w:r>
       <w:r>
@@ -1558,7 +1562,7 @@
           <w:rFonts w:ascii="Avenir Next" w:hAnsi="Avenir Next" w:cs="Avenir Next" w:eastAsia="Avenir Next"/>
           <w:b/>
           <w:color w:val="1A1A1A"/>
-          <w:sz w:val="20"/>
+          <w:sz w:val="22"/>
           <w:szCs w:val="20"/>
         </w:rPr>
         <w:t xml:space="preserve">Jacket.  </w:t>
@@ -1567,7 +1571,7 @@
         <w:rPr>
           <w:rFonts w:ascii="Avenir Next" w:hAnsi="Avenir Next" w:cs="Avenir Next" w:eastAsia="Avenir Next"/>
           <w:color w:val="1A1A1A"/>
-          <w:sz w:val="20"/>
+          <w:sz w:val="22"/>
           <w:szCs w:val="20"/>
         </w:rPr>
         <w:t xml:space="preserve">Amir has $38.50. A jacket costs $52. Write and solve an addition equation for </w:t>
@@ -1577,7 +1581,7 @@
           <w:rFonts w:ascii="Avenir Next" w:hAnsi="Avenir Next" w:cs="Avenir Next" w:eastAsia="Avenir Next"/>
           <w:i/>
           <w:color w:val="1A1A1A"/>
-          <w:sz w:val="20"/>
+          <w:sz w:val="22"/>
           <w:szCs w:val="20"/>
         </w:rPr>
         <w:t xml:space="preserve">m</w:t>
@@ -1586,7 +1590,7 @@
         <w:rPr>
           <w:rFonts w:ascii="Avenir Next" w:hAnsi="Avenir Next" w:cs="Avenir Next" w:eastAsia="Avenir Next"/>
           <w:color w:val="1A1A1A"/>
-          <w:sz w:val="20"/>
+          <w:sz w:val="22"/>
           <w:szCs w:val="20"/>
         </w:rPr>
         <w:t xml:space="preserve">, the money he still needs.</w:t>
@@ -1605,25 +1609,25 @@
           <w:rFonts w:ascii="Avenir Next" w:hAnsi="Avenir Next" w:cs="Avenir Next" w:eastAsia="Avenir Next"/>
           <w:b/>
           <w:color w:val="1A1A1A"/>
+          <w:sz w:val="22"/>
+          <w:szCs w:val="18"/>
+        </w:rPr>
+        <w:t xml:space="preserve">Answer</w:t>
+      </w:r>
+      <w:r>
+        <w:rPr>
+          <w:rFonts w:ascii="Avenir Next" w:hAnsi="Avenir Next" w:cs="Avenir Next" w:eastAsia="Avenir Next"/>
+          <w:color w:val="1A1A1A"/>
           <w:sz w:val="18"/>
           <w:szCs w:val="18"/>
         </w:rPr>
-        <w:t xml:space="preserve">Answer</w:t>
-      </w:r>
-      <w:r>
-        <w:rPr>
-          <w:rFonts w:ascii="Avenir Next" w:hAnsi="Avenir Next" w:cs="Avenir Next" w:eastAsia="Avenir Next"/>
-          <w:color w:val="1A1A1A"/>
-          <w:sz w:val="18"/>
-          <w:szCs w:val="18"/>
-        </w:rPr>
         <w:tab/>
       </w:r>
       <w:r>
         <w:rPr>
           <w:rFonts w:ascii="Avenir Next" w:hAnsi="Avenir Next" w:cs="Avenir Next" w:eastAsia="Avenir Next"/>
           <w:color w:val="1A1A1A"/>
-          <w:sz w:val="18"/>
+          <w:sz w:val="22"/>
           <w:szCs w:val="18"/>
         </w:rPr>
         <w:t xml:space="preserve">  dollars</w:t>
@@ -1837,6 +1841,7 @@
           </w:tcPr>
           <w:p>
             <w:pPr>
+              <w:pStyle w:val="Heading2"/>
               <w:spacing w:before="0" w:after="0" w:line="240" w:lineRule="auto"/>
             </w:pPr>
             <w:r>
@@ -1874,7 +1879,7 @@
               <w:rPr>
                 <w:rFonts w:ascii="Avenir Next" w:hAnsi="Avenir Next" w:cs="Avenir Next" w:eastAsia="Avenir Next"/>
                 <w:color w:val="1A1A1A"/>
-                <w:sz w:val="17"/>
+                <w:sz w:val="22"/>
                 <w:szCs w:val="17"/>
               </w:rPr>
               <w:t xml:space="preserve">  I can do this on my own</w:t>
@@ -1903,7 +1908,7 @@
               <w:rPr>
                 <w:rFonts w:ascii="Avenir Next" w:hAnsi="Avenir Next" w:cs="Avenir Next" w:eastAsia="Avenir Next"/>
                 <w:color w:val="1A1A1A"/>
-                <w:sz w:val="17"/>
+                <w:sz w:val="22"/>
                 <w:szCs w:val="17"/>
               </w:rPr>
               <w:t xml:space="preserve">  I need a little help</w:t>
@@ -1932,7 +1937,7 @@
               <w:rPr>
                 <w:rFonts w:ascii="Avenir Next" w:hAnsi="Avenir Next" w:cs="Avenir Next" w:eastAsia="Avenir Next"/>
                 <w:color w:val="1A1A1A"/>
-                <w:sz w:val="17"/>
+                <w:sz w:val="22"/>
                 <w:szCs w:val="17"/>
               </w:rPr>
               <w:t xml:space="preserve">  I have a question about #</w:t>
@@ -1970,7 +1975,7 @@
         <w:rPr>
           <w:rFonts w:ascii="Avenir Next" w:hAnsi="Avenir Next" w:cs="Avenir Next" w:eastAsia="Avenir Next"/>
           <w:color w:val="5A5F66"/>
-          <w:sz w:val="17"/>
+          <w:sz w:val="22"/>
           <w:szCs w:val="17"/>
         </w:rPr>
         <w:t xml:space="preserve">Hide some coins in one hand and show the rest. Tell someone the total and have them write and solve an addition equation for the hidden coins.</w:t>
@@ -1990,10 +1995,28 @@
         <w:rPr>
           <w:rFonts w:ascii="Avenir Next" w:hAnsi="Avenir Next" w:cs="Avenir Next" w:eastAsia="Avenir Next"/>
           <w:color w:val="1A1A1A"/>
+          <w:sz w:val="22"/>
+          <w:szCs w:val="20"/>
+        </w:rPr>
+        <w:t xml:space="preserve">Name</w:t>
+      </w:r>
+      <w:r>
+        <w:rPr>
+          <w:rFonts w:ascii="Avenir Next" w:hAnsi="Avenir Next" w:cs="Avenir Next" w:eastAsia="Avenir Next"/>
+          <w:color w:val="1A1A1A"/>
           <w:sz w:val="20"/>
           <w:szCs w:val="20"/>
         </w:rPr>
-        <w:t xml:space="preserve">Name</w:t>
+        <w:tab/>
+      </w:r>
+      <w:r>
+        <w:rPr>
+          <w:rFonts w:ascii="Avenir Next" w:hAnsi="Avenir Next" w:cs="Avenir Next" w:eastAsia="Avenir Next"/>
+          <w:color w:val="1A1A1A"/>
+          <w:sz w:val="22"/>
+          <w:szCs w:val="20"/>
+        </w:rPr>
+        <w:t xml:space="preserve">   Date</w:t>
       </w:r>
       <w:r>
         <w:rPr>
@@ -2008,25 +2031,7 @@
         <w:rPr>
           <w:rFonts w:ascii="Avenir Next" w:hAnsi="Avenir Next" w:cs="Avenir Next" w:eastAsia="Avenir Next"/>
           <w:color w:val="1A1A1A"/>
-          <w:sz w:val="20"/>
-          <w:szCs w:val="20"/>
-        </w:rPr>
-        <w:t xml:space="preserve">   Date</w:t>
-      </w:r>
-      <w:r>
-        <w:rPr>
-          <w:rFonts w:ascii="Avenir Next" w:hAnsi="Avenir Next" w:cs="Avenir Next" w:eastAsia="Avenir Next"/>
-          <w:color w:val="1A1A1A"/>
-          <w:sz w:val="20"/>
-          <w:szCs w:val="20"/>
-        </w:rPr>
-        <w:tab/>
-      </w:r>
-      <w:r>
-        <w:rPr>
-          <w:rFonts w:ascii="Avenir Next" w:hAnsi="Avenir Next" w:cs="Avenir Next" w:eastAsia="Avenir Next"/>
-          <w:color w:val="1A1A1A"/>
-          <w:sz w:val="20"/>
+          <w:sz w:val="22"/>
           <w:szCs w:val="20"/>
         </w:rPr>
         <w:t xml:space="preserve">   Period</w:t>
@@ -2053,7 +2058,7 @@
           <w:caps/>
           <w:color w:val="003A70"/>
           <w:spacing w:val="12"/>
-          <w:sz w:val="19"/>
+          <w:sz w:val="22"/>
           <w:szCs w:val="19"/>
         </w:rPr>
         <w:t xml:space="preserve">Lesson 8-2  ·  Homework Packet  ·  Sheet 2 of 2</w:t>
@@ -2061,6 +2066,7 @@
     </w:p>
     <w:p>
       <w:pPr>
+        <w:pStyle w:val="Heading1"/>
         <w:keepNext/>
         <w:spacing w:before="0" w:after="0" w:line="240" w:lineRule="auto"/>
       </w:pPr>
@@ -2086,7 +2092,7 @@
         <w:rPr>
           <w:rFonts w:ascii="Avenir Next" w:hAnsi="Avenir Next" w:cs="Avenir Next" w:eastAsia="Avenir Next"/>
           <w:color w:val="5A5F66"/>
-          <w:sz w:val="17"/>
+          <w:sz w:val="22"/>
           <w:szCs w:val="17"/>
         </w:rPr>
         <w:t xml:space="preserve">Maryland Standard 6.EE.B.7   ·   Learning target — I can solve a subtraction equation by adding the same amount to both sides.</w:t>
@@ -2133,6 +2139,7 @@
           </w:tcPr>
           <w:p>
             <w:pPr>
+              <w:pStyle w:val="Heading2"/>
               <w:spacing w:before="0" w:after="0" w:line="240" w:lineRule="auto"/>
             </w:pPr>
             <w:r>
@@ -2160,10 +2167,95 @@
                 <w:rFonts w:ascii="Avenir Next" w:hAnsi="Avenir Next" w:cs="Avenir Next" w:eastAsia="Avenir Next"/>
                 <w:b/>
                 <w:color w:val="003A70"/>
+                <w:sz w:val="22"/>
+                <w:szCs w:val="18"/>
+              </w:rPr>
+              <w:t xml:space="preserve">•</w:t>
+            </w:r>
+            <w:r>
+              <w:rPr>
+                <w:rFonts w:ascii="Avenir Next" w:hAnsi="Avenir Next" w:cs="Avenir Next" w:eastAsia="Avenir Next"/>
+                <w:color w:val="1A1A1A"/>
                 <w:sz w:val="18"/>
                 <w:szCs w:val="18"/>
               </w:rPr>
-              <w:t xml:space="preserve">•</w:t>
+              <w:tab/>
+            </w:r>
+            <w:r>
+              <w:rPr>
+                <w:rFonts w:ascii="Avenir Next" w:hAnsi="Avenir Next" w:cs="Avenir Next" w:eastAsia="Avenir Next"/>
+                <w:color w:val="1A1A1A"/>
+                <w:sz w:val="22"/>
+                <w:szCs w:val="18"/>
+              </w:rPr>
+              <w:t xml:space="preserve">To solve </w:t>
+            </w:r>
+            <w:r>
+              <w:rPr>
+                <w:rFonts w:ascii="Avenir Next" w:hAnsi="Avenir Next" w:cs="Avenir Next" w:eastAsia="Avenir Next"/>
+                <w:i/>
+                <w:color w:val="1A1A1A"/>
+                <w:sz w:val="22"/>
+                <w:szCs w:val="18"/>
+              </w:rPr>
+              <w:t xml:space="preserve">x</w:t>
+            </w:r>
+            <w:r>
+              <w:rPr>
+                <w:rFonts w:ascii="Avenir Next" w:hAnsi="Avenir Next" w:cs="Avenir Next" w:eastAsia="Avenir Next"/>
+                <w:color w:val="1A1A1A"/>
+                <w:sz w:val="22"/>
+                <w:szCs w:val="18"/>
+              </w:rPr>
+              <w:t xml:space="preserve"> − </w:t>
+            </w:r>
+            <w:r>
+              <w:rPr>
+                <w:rFonts w:ascii="Avenir Next" w:hAnsi="Avenir Next" w:cs="Avenir Next" w:eastAsia="Avenir Next"/>
+                <w:i/>
+                <w:color w:val="1A1A1A"/>
+                <w:sz w:val="22"/>
+                <w:szCs w:val="18"/>
+              </w:rPr>
+              <w:t xml:space="preserve">a</w:t>
+            </w:r>
+            <w:r>
+              <w:rPr>
+                <w:rFonts w:ascii="Avenir Next" w:hAnsi="Avenir Next" w:cs="Avenir Next" w:eastAsia="Avenir Next"/>
+                <w:color w:val="1A1A1A"/>
+                <w:sz w:val="22"/>
+                <w:szCs w:val="18"/>
+              </w:rPr>
+              <w:t xml:space="preserve"> = </w:t>
+            </w:r>
+            <w:r>
+              <w:rPr>
+                <w:rFonts w:ascii="Avenir Next" w:hAnsi="Avenir Next" w:cs="Avenir Next" w:eastAsia="Avenir Next"/>
+                <w:i/>
+                <w:color w:val="1A1A1A"/>
+                <w:sz w:val="22"/>
+                <w:szCs w:val="18"/>
+              </w:rPr>
+              <w:t xml:space="preserve">b</w:t>
+            </w:r>
+            <w:r>
+              <w:rPr>
+                <w:rFonts w:ascii="Avenir Next" w:hAnsi="Avenir Next" w:cs="Avenir Next" w:eastAsia="Avenir Next"/>
+                <w:color w:val="1A1A1A"/>
+                <w:sz w:val="22"/>
+                <w:szCs w:val="18"/>
+              </w:rPr>
+              <w:t xml:space="preserve">, </w:t>
+            </w:r>
+            <w:r>
+              <w:rPr>
+                <w:rFonts w:ascii="Avenir Next" w:hAnsi="Avenir Next" w:cs="Avenir Next" w:eastAsia="Avenir Next"/>
+                <w:b/>
+                <w:color w:val="1A1A1A"/>
+                <w:sz w:val="22"/>
+                <w:szCs w:val="18"/>
+              </w:rPr>
+              <w:t xml:space="preserve">add</w:t>
             </w:r>
             <w:r>
               <w:rPr>
@@ -2172,7 +2264,17 @@
                 <w:sz w:val="18"/>
                 <w:szCs w:val="18"/>
               </w:rPr>
-              <w:tab/>
+              <w:t xml:space="preserve"> </w:t>
+            </w:r>
+            <w:r>
+              <w:rPr>
+                <w:rFonts w:ascii="Avenir Next" w:hAnsi="Avenir Next" w:cs="Avenir Next" w:eastAsia="Avenir Next"/>
+                <w:i/>
+                <w:color w:val="1A1A1A"/>
+                <w:sz w:val="22"/>
+                <w:szCs w:val="18"/>
+              </w:rPr>
+              <w:t xml:space="preserve">a</w:t>
             </w:r>
             <w:r>
               <w:rPr>
@@ -2181,109 +2283,14 @@
                 <w:sz w:val="18"/>
                 <w:szCs w:val="18"/>
               </w:rPr>
-              <w:t xml:space="preserve">To solve </w:t>
-            </w:r>
-            <w:r>
-              <w:rPr>
-                <w:rFonts w:ascii="Avenir Next" w:hAnsi="Avenir Next" w:cs="Avenir Next" w:eastAsia="Avenir Next"/>
-                <w:i/>
-                <w:color w:val="1A1A1A"/>
-                <w:sz w:val="18"/>
-                <w:szCs w:val="18"/>
-              </w:rPr>
-              <w:t xml:space="preserve">x</w:t>
-            </w:r>
-            <w:r>
-              <w:rPr>
-                <w:rFonts w:ascii="Avenir Next" w:hAnsi="Avenir Next" w:cs="Avenir Next" w:eastAsia="Avenir Next"/>
-                <w:color w:val="1A1A1A"/>
-                <w:sz w:val="18"/>
-                <w:szCs w:val="18"/>
-              </w:rPr>
-              <w:t xml:space="preserve"> − </w:t>
-            </w:r>
-            <w:r>
-              <w:rPr>
-                <w:rFonts w:ascii="Avenir Next" w:hAnsi="Avenir Next" w:cs="Avenir Next" w:eastAsia="Avenir Next"/>
-                <w:i/>
-                <w:color w:val="1A1A1A"/>
-                <w:sz w:val="18"/>
-                <w:szCs w:val="18"/>
-              </w:rPr>
-              <w:t xml:space="preserve">a</w:t>
-            </w:r>
-            <w:r>
-              <w:rPr>
-                <w:rFonts w:ascii="Avenir Next" w:hAnsi="Avenir Next" w:cs="Avenir Next" w:eastAsia="Avenir Next"/>
-                <w:color w:val="1A1A1A"/>
-                <w:sz w:val="18"/>
-                <w:szCs w:val="18"/>
-              </w:rPr>
-              <w:t xml:space="preserve"> = </w:t>
-            </w:r>
-            <w:r>
-              <w:rPr>
-                <w:rFonts w:ascii="Avenir Next" w:hAnsi="Avenir Next" w:cs="Avenir Next" w:eastAsia="Avenir Next"/>
-                <w:i/>
-                <w:color w:val="1A1A1A"/>
-                <w:sz w:val="18"/>
-                <w:szCs w:val="18"/>
-              </w:rPr>
-              <w:t xml:space="preserve">b</w:t>
-            </w:r>
-            <w:r>
-              <w:rPr>
-                <w:rFonts w:ascii="Avenir Next" w:hAnsi="Avenir Next" w:cs="Avenir Next" w:eastAsia="Avenir Next"/>
-                <w:color w:val="1A1A1A"/>
-                <w:sz w:val="18"/>
-                <w:szCs w:val="18"/>
-              </w:rPr>
-              <w:t xml:space="preserve">, </w:t>
+              <w:t xml:space="preserve"> </w:t>
             </w:r>
             <w:r>
               <w:rPr>
                 <w:rFonts w:ascii="Avenir Next" w:hAnsi="Avenir Next" w:cs="Avenir Next" w:eastAsia="Avenir Next"/>
                 <w:b/>
                 <w:color w:val="1A1A1A"/>
-                <w:sz w:val="18"/>
-                <w:szCs w:val="18"/>
-              </w:rPr>
-              <w:t xml:space="preserve">add</w:t>
-            </w:r>
-            <w:r>
-              <w:rPr>
-                <w:rFonts w:ascii="Avenir Next" w:hAnsi="Avenir Next" w:cs="Avenir Next" w:eastAsia="Avenir Next"/>
-                <w:color w:val="1A1A1A"/>
-                <w:sz w:val="18"/>
-                <w:szCs w:val="18"/>
-              </w:rPr>
-              <w:t xml:space="preserve"> </w:t>
-            </w:r>
-            <w:r>
-              <w:rPr>
-                <w:rFonts w:ascii="Avenir Next" w:hAnsi="Avenir Next" w:cs="Avenir Next" w:eastAsia="Avenir Next"/>
-                <w:i/>
-                <w:color w:val="1A1A1A"/>
-                <w:sz w:val="18"/>
-                <w:szCs w:val="18"/>
-              </w:rPr>
-              <w:t xml:space="preserve">a</w:t>
-            </w:r>
-            <w:r>
-              <w:rPr>
-                <w:rFonts w:ascii="Avenir Next" w:hAnsi="Avenir Next" w:cs="Avenir Next" w:eastAsia="Avenir Next"/>
-                <w:color w:val="1A1A1A"/>
-                <w:sz w:val="18"/>
-                <w:szCs w:val="18"/>
-              </w:rPr>
-              <w:t xml:space="preserve"> </w:t>
-            </w:r>
-            <w:r>
-              <w:rPr>
-                <w:rFonts w:ascii="Avenir Next" w:hAnsi="Avenir Next" w:cs="Avenir Next" w:eastAsia="Avenir Next"/>
-                <w:b/>
-                <w:color w:val="1A1A1A"/>
-                <w:sz w:val="18"/>
+                <w:sz w:val="22"/>
                 <w:szCs w:val="18"/>
               </w:rPr>
               <w:t xml:space="preserve">to both sides</w:t>
@@ -2292,7 +2299,7 @@
               <w:rPr>
                 <w:rFonts w:ascii="Avenir Next" w:hAnsi="Avenir Next" w:cs="Avenir Next" w:eastAsia="Avenir Next"/>
                 <w:color w:val="1A1A1A"/>
-                <w:sz w:val="18"/>
+                <w:sz w:val="22"/>
                 <w:szCs w:val="18"/>
               </w:rPr>
               <w:t xml:space="preserve">.</w:t>
@@ -2311,25 +2318,25 @@
                 <w:rFonts w:ascii="Avenir Next" w:hAnsi="Avenir Next" w:cs="Avenir Next" w:eastAsia="Avenir Next"/>
                 <w:b/>
                 <w:color w:val="003A70"/>
+                <w:sz w:val="22"/>
+                <w:szCs w:val="18"/>
+              </w:rPr>
+              <w:t xml:space="preserve">•</w:t>
+            </w:r>
+            <w:r>
+              <w:rPr>
+                <w:rFonts w:ascii="Avenir Next" w:hAnsi="Avenir Next" w:cs="Avenir Next" w:eastAsia="Avenir Next"/>
+                <w:color w:val="1A1A1A"/>
                 <w:sz w:val="18"/>
                 <w:szCs w:val="18"/>
               </w:rPr>
-              <w:t xml:space="preserve">•</w:t>
-            </w:r>
-            <w:r>
-              <w:rPr>
-                <w:rFonts w:ascii="Avenir Next" w:hAnsi="Avenir Next" w:cs="Avenir Next" w:eastAsia="Avenir Next"/>
-                <w:color w:val="1A1A1A"/>
-                <w:sz w:val="18"/>
-                <w:szCs w:val="18"/>
-              </w:rPr>
               <w:tab/>
             </w:r>
             <w:r>
               <w:rPr>
                 <w:rFonts w:ascii="Avenir Next" w:hAnsi="Avenir Next" w:cs="Avenir Next" w:eastAsia="Avenir Next"/>
                 <w:color w:val="1A1A1A"/>
-                <w:sz w:val="18"/>
+                <w:sz w:val="22"/>
                 <w:szCs w:val="18"/>
               </w:rPr>
               <w:t xml:space="preserve">The solution is </w:t>
@@ -2339,7 +2346,7 @@
                 <w:rFonts w:ascii="Avenir Next" w:hAnsi="Avenir Next" w:cs="Avenir Next" w:eastAsia="Avenir Next"/>
                 <w:b/>
                 <w:color w:val="1A1A1A"/>
-                <w:sz w:val="18"/>
+                <w:sz w:val="22"/>
                 <w:szCs w:val="18"/>
               </w:rPr>
               <w:t xml:space="preserve">greater</w:t>
@@ -2348,7 +2355,7 @@
               <w:rPr>
                 <w:rFonts w:ascii="Avenir Next" w:hAnsi="Avenir Next" w:cs="Avenir Next" w:eastAsia="Avenir Next"/>
                 <w:color w:val="1A1A1A"/>
-                <w:sz w:val="18"/>
+                <w:sz w:val="22"/>
                 <w:szCs w:val="18"/>
               </w:rPr>
               <w:t xml:space="preserve"> than </w:t>
@@ -2358,7 +2365,7 @@
                 <w:rFonts w:ascii="Avenir Next" w:hAnsi="Avenir Next" w:cs="Avenir Next" w:eastAsia="Avenir Next"/>
                 <w:i/>
                 <w:color w:val="1A1A1A"/>
-                <w:sz w:val="18"/>
+                <w:sz w:val="22"/>
                 <w:szCs w:val="18"/>
               </w:rPr>
               <w:t xml:space="preserve">b</w:t>
@@ -2367,7 +2374,7 @@
               <w:rPr>
                 <w:rFonts w:ascii="Avenir Next" w:hAnsi="Avenir Next" w:cs="Avenir Next" w:eastAsia="Avenir Next"/>
                 <w:color w:val="1A1A1A"/>
-                <w:sz w:val="18"/>
+                <w:sz w:val="22"/>
                 <w:szCs w:val="18"/>
               </w:rPr>
               <w:t xml:space="preserve">.</w:t>
@@ -2386,18 +2393,18 @@
                 <w:rFonts w:ascii="Avenir Next" w:hAnsi="Avenir Next" w:cs="Avenir Next" w:eastAsia="Avenir Next"/>
                 <w:b/>
                 <w:color w:val="003A70"/>
+                <w:sz w:val="22"/>
+                <w:szCs w:val="18"/>
+              </w:rPr>
+              <w:t xml:space="preserve">•</w:t>
+            </w:r>
+            <w:r>
+              <w:rPr>
+                <w:rFonts w:ascii="Avenir Next" w:hAnsi="Avenir Next" w:cs="Avenir Next" w:eastAsia="Avenir Next"/>
+                <w:color w:val="1A1A1A"/>
                 <w:sz w:val="18"/>
                 <w:szCs w:val="18"/>
               </w:rPr>
-              <w:t xml:space="preserve">•</w:t>
-            </w:r>
-            <w:r>
-              <w:rPr>
-                <w:rFonts w:ascii="Avenir Next" w:hAnsi="Avenir Next" w:cs="Avenir Next" w:eastAsia="Avenir Next"/>
-                <w:color w:val="1A1A1A"/>
-                <w:sz w:val="18"/>
-                <w:szCs w:val="18"/>
-              </w:rPr>
               <w:tab/>
             </w:r>
             <w:r>
@@ -2405,7 +2412,7 @@
                 <w:rFonts w:ascii="Avenir Next" w:hAnsi="Avenir Next" w:cs="Avenir Next" w:eastAsia="Avenir Next"/>
                 <w:b/>
                 <w:color w:val="1A1A1A"/>
-                <w:sz w:val="18"/>
+                <w:sz w:val="22"/>
                 <w:szCs w:val="18"/>
               </w:rPr>
               <w:t xml:space="preserve">Check</w:t>
@@ -2414,7 +2421,7 @@
               <w:rPr>
                 <w:rFonts w:ascii="Avenir Next" w:hAnsi="Avenir Next" w:cs="Avenir Next" w:eastAsia="Avenir Next"/>
                 <w:color w:val="1A1A1A"/>
-                <w:sz w:val="18"/>
+                <w:sz w:val="22"/>
                 <w:szCs w:val="18"/>
               </w:rPr>
               <w:t xml:space="preserve"> by substituting into the equation.</w:t>
@@ -2429,6 +2436,7 @@
           </w:tcPr>
           <w:p>
             <w:pPr>
+              <w:pStyle w:val="Heading2"/>
               <w:spacing w:before="0" w:after="0" w:line="240" w:lineRule="auto"/>
             </w:pPr>
             <w:r>
@@ -2451,7 +2459,7 @@
               <w:rPr>
                 <w:rFonts w:ascii="Avenir Next" w:hAnsi="Avenir Next" w:cs="Avenir Next" w:eastAsia="Avenir Next"/>
                 <w:color w:val="1A1A1A"/>
-                <w:sz w:val="17"/>
+                <w:sz w:val="22"/>
                 <w:szCs w:val="17"/>
               </w:rPr>
               <w:t xml:space="preserve">Solve </w:t>
@@ -2461,7 +2469,7 @@
                 <w:rFonts w:ascii="Avenir Next" w:hAnsi="Avenir Next" w:cs="Avenir Next" w:eastAsia="Avenir Next"/>
                 <w:i/>
                 <w:color w:val="1A1A1A"/>
-                <w:sz w:val="17"/>
+                <w:sz w:val="22"/>
                 <w:szCs w:val="17"/>
               </w:rPr>
               <w:t xml:space="preserve">m</w:t>
@@ -2470,7 +2478,7 @@
               <w:rPr>
                 <w:rFonts w:ascii="Avenir Next" w:hAnsi="Avenir Next" w:cs="Avenir Next" w:eastAsia="Avenir Next"/>
                 <w:color w:val="1A1A1A"/>
-                <w:sz w:val="17"/>
+                <w:sz w:val="22"/>
                 <w:szCs w:val="17"/>
               </w:rPr>
               <w:t xml:space="preserve"> − 36 = 47.</w:t>
@@ -2489,44 +2497,44 @@
                 <w:rFonts w:ascii="Avenir Next" w:hAnsi="Avenir Next" w:cs="Avenir Next" w:eastAsia="Avenir Next"/>
                 <w:b/>
                 <w:color w:val="003A70"/>
+                <w:sz w:val="22"/>
+                <w:szCs w:val="17"/>
+              </w:rPr>
+              <w:t xml:space="preserve">Step 1</w:t>
+            </w:r>
+            <w:r>
+              <w:rPr>
+                <w:rFonts w:ascii="Avenir Next" w:hAnsi="Avenir Next" w:cs="Avenir Next" w:eastAsia="Avenir Next"/>
+                <w:color w:val="1A1A1A"/>
                 <w:sz w:val="17"/>
                 <w:szCs w:val="17"/>
               </w:rPr>
-              <w:t xml:space="preserve">Step 1</w:t>
-            </w:r>
-            <w:r>
-              <w:rPr>
-                <w:rFonts w:ascii="Avenir Next" w:hAnsi="Avenir Next" w:cs="Avenir Next" w:eastAsia="Avenir Next"/>
-                <w:color w:val="1A1A1A"/>
-                <w:sz w:val="17"/>
+              <w:tab/>
+            </w:r>
+            <w:r>
+              <w:rPr>
+                <w:rFonts w:ascii="Avenir Next" w:hAnsi="Avenir Next" w:cs="Avenir Next" w:eastAsia="Avenir Next"/>
+                <w:color w:val="1A1A1A"/>
+                <w:sz w:val="22"/>
                 <w:szCs w:val="17"/>
               </w:rPr>
-              <w:tab/>
-            </w:r>
-            <w:r>
-              <w:rPr>
-                <w:rFonts w:ascii="Avenir Next" w:hAnsi="Avenir Next" w:cs="Avenir Next" w:eastAsia="Avenir Next"/>
-                <w:color w:val="1A1A1A"/>
-                <w:sz w:val="17"/>
+              <w:t xml:space="preserve">Add 36 to both sides: </w:t>
+            </w:r>
+            <w:r>
+              <w:rPr>
+                <w:rFonts w:ascii="Avenir Next" w:hAnsi="Avenir Next" w:cs="Avenir Next" w:eastAsia="Avenir Next"/>
+                <w:i/>
+                <w:color w:val="1A1A1A"/>
+                <w:sz w:val="22"/>
                 <w:szCs w:val="17"/>
               </w:rPr>
-              <w:t xml:space="preserve">Add 36 to both sides: </w:t>
-            </w:r>
-            <w:r>
-              <w:rPr>
-                <w:rFonts w:ascii="Avenir Next" w:hAnsi="Avenir Next" w:cs="Avenir Next" w:eastAsia="Avenir Next"/>
-                <w:i/>
-                <w:color w:val="1A1A1A"/>
-                <w:sz w:val="17"/>
-                <w:szCs w:val="17"/>
-              </w:rPr>
               <w:t xml:space="preserve">m</w:t>
             </w:r>
             <w:r>
               <w:rPr>
                 <w:rFonts w:ascii="Avenir Next" w:hAnsi="Avenir Next" w:cs="Avenir Next" w:eastAsia="Avenir Next"/>
                 <w:color w:val="1A1A1A"/>
-                <w:sz w:val="17"/>
+                <w:sz w:val="22"/>
                 <w:szCs w:val="17"/>
               </w:rPr>
               <w:t xml:space="preserve"> = 47 + 36 = 83</w:t>
@@ -2545,25 +2553,25 @@
                 <w:rFonts w:ascii="Avenir Next" w:hAnsi="Avenir Next" w:cs="Avenir Next" w:eastAsia="Avenir Next"/>
                 <w:b/>
                 <w:color w:val="003A70"/>
+                <w:sz w:val="22"/>
+                <w:szCs w:val="17"/>
+              </w:rPr>
+              <w:t xml:space="preserve">Step 2</w:t>
+            </w:r>
+            <w:r>
+              <w:rPr>
+                <w:rFonts w:ascii="Avenir Next" w:hAnsi="Avenir Next" w:cs="Avenir Next" w:eastAsia="Avenir Next"/>
+                <w:color w:val="1A1A1A"/>
                 <w:sz w:val="17"/>
                 <w:szCs w:val="17"/>
               </w:rPr>
-              <w:t xml:space="preserve">Step 2</w:t>
-            </w:r>
-            <w:r>
-              <w:rPr>
-                <w:rFonts w:ascii="Avenir Next" w:hAnsi="Avenir Next" w:cs="Avenir Next" w:eastAsia="Avenir Next"/>
-                <w:color w:val="1A1A1A"/>
-                <w:sz w:val="17"/>
-                <w:szCs w:val="17"/>
-              </w:rPr>
               <w:tab/>
             </w:r>
             <w:r>
               <w:rPr>
                 <w:rFonts w:ascii="Avenir Next" w:hAnsi="Avenir Next" w:cs="Avenir Next" w:eastAsia="Avenir Next"/>
                 <w:color w:val="1A1A1A"/>
-                <w:sz w:val="17"/>
+                <w:sz w:val="22"/>
                 <w:szCs w:val="17"/>
               </w:rPr>
               <w:t xml:space="preserve">Check: 83 − 36 = 47, so it checks.</w:t>
@@ -2582,18 +2590,18 @@
                 <w:rFonts w:ascii="Avenir Next" w:hAnsi="Avenir Next" w:cs="Avenir Next" w:eastAsia="Avenir Next"/>
                 <w:b/>
                 <w:color w:val="1A1A1A"/>
+                <w:sz w:val="22"/>
+                <w:szCs w:val="17"/>
+              </w:rPr>
+              <w:t xml:space="preserve">Answer</w:t>
+            </w:r>
+            <w:r>
+              <w:rPr>
+                <w:rFonts w:ascii="Avenir Next" w:hAnsi="Avenir Next" w:cs="Avenir Next" w:eastAsia="Avenir Next"/>
+                <w:color w:val="1A1A1A"/>
                 <w:sz w:val="17"/>
                 <w:szCs w:val="17"/>
               </w:rPr>
-              <w:t xml:space="preserve">Answer</w:t>
-            </w:r>
-            <w:r>
-              <w:rPr>
-                <w:rFonts w:ascii="Avenir Next" w:hAnsi="Avenir Next" w:cs="Avenir Next" w:eastAsia="Avenir Next"/>
-                <w:color w:val="1A1A1A"/>
-                <w:sz w:val="17"/>
-                <w:szCs w:val="17"/>
-              </w:rPr>
               <w:tab/>
             </w:r>
             <w:r>
@@ -2602,7 +2610,7 @@
                 <w:b/>
                 <w:i/>
                 <w:color w:val="1A1A1A"/>
-                <w:sz w:val="17"/>
+                <w:sz w:val="22"/>
                 <w:szCs w:val="17"/>
               </w:rPr>
               <w:t xml:space="preserve">m</w:t>
@@ -2612,7 +2620,7 @@
                 <w:rFonts w:ascii="Avenir Next" w:hAnsi="Avenir Next" w:cs="Avenir Next" w:eastAsia="Avenir Next"/>
                 <w:b/>
                 <w:color w:val="1A1A1A"/>
-                <w:sz w:val="17"/>
+                <w:sz w:val="22"/>
                 <w:szCs w:val="17"/>
               </w:rPr>
               <w:t xml:space="preserve"> = 83</w:t>
@@ -2623,6 +2631,7 @@
     </w:tbl>
     <w:p>
       <w:pPr>
+        <w:pStyle w:val="Heading2"/>
         <w:keepNext/>
         <w:pBdr>
           <w:bottom w:val="single" w:sz="8" w:space="3" w:color="003A70"/>
@@ -2638,7 +2647,7 @@
           <w:b/>
           <w:color w:val="003A70"/>
           <w:spacing w:val="14"/>
-          <w:sz w:val="19"/>
+          <w:sz w:val="22"/>
           <w:szCs w:val="19"/>
         </w:rPr>
         <w:t xml:space="preserve">PRACTICE</w:t>
@@ -2657,7 +2666,7 @@
           <w:rFonts w:ascii="Avenir Next" w:hAnsi="Avenir Next" w:cs="Avenir Next" w:eastAsia="Avenir Next"/>
           <w:i/>
           <w:color w:val="5A5F66"/>
-          <w:sz w:val="17"/>
+          <w:sz w:val="22"/>
           <w:szCs w:val="17"/>
         </w:rPr>
         <w:t xml:space="preserve">show your work · label units</w:t>
@@ -2677,25 +2686,25 @@
           <w:rFonts w:ascii="Avenir Next" w:hAnsi="Avenir Next" w:cs="Avenir Next" w:eastAsia="Avenir Next"/>
           <w:b/>
           <w:color w:val="1A1A1A"/>
+          <w:sz w:val="22"/>
+          <w:szCs w:val="20"/>
+        </w:rPr>
+        <w:t xml:space="preserve">1.</w:t>
+      </w:r>
+      <w:r>
+        <w:rPr>
+          <w:rFonts w:ascii="Avenir Next" w:hAnsi="Avenir Next" w:cs="Avenir Next" w:eastAsia="Avenir Next"/>
+          <w:color w:val="1A1A1A"/>
           <w:sz w:val="20"/>
           <w:szCs w:val="20"/>
         </w:rPr>
-        <w:t xml:space="preserve">1.</w:t>
-      </w:r>
-      <w:r>
-        <w:rPr>
-          <w:rFonts w:ascii="Avenir Next" w:hAnsi="Avenir Next" w:cs="Avenir Next" w:eastAsia="Avenir Next"/>
-          <w:color w:val="1A1A1A"/>
-          <w:sz w:val="20"/>
-          <w:szCs w:val="20"/>
-        </w:rPr>
         <w:tab/>
       </w:r>
       <w:r>
         <w:rPr>
           <w:rFonts w:ascii="Avenir Next" w:hAnsi="Avenir Next" w:cs="Avenir Next" w:eastAsia="Avenir Next"/>
           <w:color w:val="1A1A1A"/>
-          <w:sz w:val="20"/>
+          <w:sz w:val="22"/>
           <w:szCs w:val="20"/>
         </w:rPr>
         <w:t xml:space="preserve">Solve each equation.</w:t>
@@ -2751,18 +2760,18 @@
                 <w:rFonts w:ascii="Avenir Next" w:hAnsi="Avenir Next" w:cs="Avenir Next" w:eastAsia="Avenir Next"/>
                 <w:b/>
                 <w:color w:val="003A70"/>
+                <w:sz w:val="22"/>
+                <w:szCs w:val="20"/>
+              </w:rPr>
+              <w:t xml:space="preserve">a.</w:t>
+            </w:r>
+            <w:r>
+              <w:rPr>
+                <w:rFonts w:ascii="Avenir Next" w:hAnsi="Avenir Next" w:cs="Avenir Next" w:eastAsia="Avenir Next"/>
+                <w:color w:val="1A1A1A"/>
                 <w:sz w:val="20"/>
                 <w:szCs w:val="20"/>
               </w:rPr>
-              <w:t xml:space="preserve">a.</w:t>
-            </w:r>
-            <w:r>
-              <w:rPr>
-                <w:rFonts w:ascii="Avenir Next" w:hAnsi="Avenir Next" w:cs="Avenir Next" w:eastAsia="Avenir Next"/>
-                <w:color w:val="1A1A1A"/>
-                <w:sz w:val="20"/>
-                <w:szCs w:val="20"/>
-              </w:rPr>
               <w:tab/>
             </w:r>
             <w:r>
@@ -2770,7 +2779,7 @@
                 <w:rFonts w:ascii="Avenir Next" w:hAnsi="Avenir Next" w:cs="Avenir Next" w:eastAsia="Avenir Next"/>
                 <w:i/>
                 <w:color w:val="1A1A1A"/>
-                <w:sz w:val="20"/>
+                <w:sz w:val="22"/>
                 <w:szCs w:val="20"/>
               </w:rPr>
               <w:t xml:space="preserve">n</w:t>
@@ -2779,7 +2788,7 @@
               <w:rPr>
                 <w:rFonts w:ascii="Avenir Next" w:hAnsi="Avenir Next" w:cs="Avenir Next" w:eastAsia="Avenir Next"/>
                 <w:color w:val="1A1A1A"/>
-                <w:sz w:val="20"/>
+                <w:sz w:val="22"/>
                 <w:szCs w:val="20"/>
               </w:rPr>
               <w:t xml:space="preserve"> − 19 = 26</w:t>
@@ -2823,18 +2832,18 @@
                 <w:rFonts w:ascii="Avenir Next" w:hAnsi="Avenir Next" w:cs="Avenir Next" w:eastAsia="Avenir Next"/>
                 <w:b/>
                 <w:color w:val="003A70"/>
+                <w:sz w:val="22"/>
+                <w:szCs w:val="20"/>
+              </w:rPr>
+              <w:t xml:space="preserve">b.</w:t>
+            </w:r>
+            <w:r>
+              <w:rPr>
+                <w:rFonts w:ascii="Avenir Next" w:hAnsi="Avenir Next" w:cs="Avenir Next" w:eastAsia="Avenir Next"/>
+                <w:color w:val="1A1A1A"/>
                 <w:sz w:val="20"/>
                 <w:szCs w:val="20"/>
               </w:rPr>
-              <w:t xml:space="preserve">b.</w:t>
-            </w:r>
-            <w:r>
-              <w:rPr>
-                <w:rFonts w:ascii="Avenir Next" w:hAnsi="Avenir Next" w:cs="Avenir Next" w:eastAsia="Avenir Next"/>
-                <w:color w:val="1A1A1A"/>
-                <w:sz w:val="20"/>
-                <w:szCs w:val="20"/>
-              </w:rPr>
               <w:tab/>
             </w:r>
             <w:r>
@@ -2842,7 +2851,7 @@
                 <w:rFonts w:ascii="Avenir Next" w:hAnsi="Avenir Next" w:cs="Avenir Next" w:eastAsia="Avenir Next"/>
                 <w:i/>
                 <w:color w:val="1A1A1A"/>
-                <w:sz w:val="20"/>
+                <w:sz w:val="22"/>
                 <w:szCs w:val="20"/>
               </w:rPr>
               <w:t xml:space="preserve">k</w:t>
@@ -2851,7 +2860,7 @@
               <w:rPr>
                 <w:rFonts w:ascii="Avenir Next" w:hAnsi="Avenir Next" w:cs="Avenir Next" w:eastAsia="Avenir Next"/>
                 <w:color w:val="1A1A1A"/>
-                <w:sz w:val="20"/>
+                <w:sz w:val="22"/>
                 <w:szCs w:val="20"/>
               </w:rPr>
               <w:t xml:space="preserve"> − 27 = 58</w:t>
@@ -2895,18 +2904,18 @@
                 <w:rFonts w:ascii="Avenir Next" w:hAnsi="Avenir Next" w:cs="Avenir Next" w:eastAsia="Avenir Next"/>
                 <w:b/>
                 <w:color w:val="003A70"/>
+                <w:sz w:val="22"/>
+                <w:szCs w:val="20"/>
+              </w:rPr>
+              <w:t xml:space="preserve">c.</w:t>
+            </w:r>
+            <w:r>
+              <w:rPr>
+                <w:rFonts w:ascii="Avenir Next" w:hAnsi="Avenir Next" w:cs="Avenir Next" w:eastAsia="Avenir Next"/>
+                <w:color w:val="1A1A1A"/>
                 <w:sz w:val="20"/>
                 <w:szCs w:val="20"/>
               </w:rPr>
-              <w:t xml:space="preserve">c.</w:t>
-            </w:r>
-            <w:r>
-              <w:rPr>
-                <w:rFonts w:ascii="Avenir Next" w:hAnsi="Avenir Next" w:cs="Avenir Next" w:eastAsia="Avenir Next"/>
-                <w:color w:val="1A1A1A"/>
-                <w:sz w:val="20"/>
-                <w:szCs w:val="20"/>
-              </w:rPr>
               <w:tab/>
             </w:r>
             <w:r>
@@ -2914,7 +2923,7 @@
                 <w:rFonts w:ascii="Avenir Next" w:hAnsi="Avenir Next" w:cs="Avenir Next" w:eastAsia="Avenir Next"/>
                 <w:i/>
                 <w:color w:val="1A1A1A"/>
-                <w:sz w:val="20"/>
+                <w:sz w:val="22"/>
                 <w:szCs w:val="20"/>
               </w:rPr>
               <w:t xml:space="preserve">p</w:t>
@@ -2923,7 +2932,7 @@
               <w:rPr>
                 <w:rFonts w:ascii="Avenir Next" w:hAnsi="Avenir Next" w:cs="Avenir Next" w:eastAsia="Avenir Next"/>
                 <w:color w:val="1A1A1A"/>
-                <w:sz w:val="20"/>
+                <w:sz w:val="22"/>
                 <w:szCs w:val="20"/>
               </w:rPr>
               <w:t xml:space="preserve"> − 3.5 = 6</w:t>
@@ -2970,25 +2979,25 @@
           <w:rFonts w:ascii="Avenir Next" w:hAnsi="Avenir Next" w:cs="Avenir Next" w:eastAsia="Avenir Next"/>
           <w:b/>
           <w:color w:val="1A1A1A"/>
+          <w:sz w:val="22"/>
+          <w:szCs w:val="20"/>
+        </w:rPr>
+        <w:t xml:space="preserve">2.</w:t>
+      </w:r>
+      <w:r>
+        <w:rPr>
+          <w:rFonts w:ascii="Avenir Next" w:hAnsi="Avenir Next" w:cs="Avenir Next" w:eastAsia="Avenir Next"/>
+          <w:color w:val="1A1A1A"/>
           <w:sz w:val="20"/>
           <w:szCs w:val="20"/>
         </w:rPr>
-        <w:t xml:space="preserve">2.</w:t>
-      </w:r>
-      <w:r>
-        <w:rPr>
-          <w:rFonts w:ascii="Avenir Next" w:hAnsi="Avenir Next" w:cs="Avenir Next" w:eastAsia="Avenir Next"/>
-          <w:color w:val="1A1A1A"/>
-          <w:sz w:val="20"/>
-          <w:szCs w:val="20"/>
-        </w:rPr>
         <w:tab/>
       </w:r>
       <w:r>
         <w:rPr>
           <w:rFonts w:ascii="Avenir Next" w:hAnsi="Avenir Next" w:cs="Avenir Next" w:eastAsia="Avenir Next"/>
           <w:color w:val="1A1A1A"/>
-          <w:sz w:val="20"/>
+          <w:sz w:val="22"/>
           <w:szCs w:val="20"/>
         </w:rPr>
         <w:t xml:space="preserve">The tape diagram shows a whole, </w:t>
@@ -2998,7 +3007,7 @@
           <w:rFonts w:ascii="Avenir Next" w:hAnsi="Avenir Next" w:cs="Avenir Next" w:eastAsia="Avenir Next"/>
           <w:i/>
           <w:color w:val="1A1A1A"/>
-          <w:sz w:val="20"/>
+          <w:sz w:val="22"/>
           <w:szCs w:val="20"/>
         </w:rPr>
         <w:t xml:space="preserve">t</w:t>
@@ -3007,7 +3016,7 @@
         <w:rPr>
           <w:rFonts w:ascii="Avenir Next" w:hAnsi="Avenir Next" w:cs="Avenir Next" w:eastAsia="Avenir Next"/>
           <w:color w:val="1A1A1A"/>
-          <w:sz w:val="20"/>
+          <w:sz w:val="22"/>
           <w:szCs w:val="20"/>
         </w:rPr>
         <w:t xml:space="preserve">, and two parts. Write a subtraction equation. Then solve it.</w:t>
@@ -3026,7 +3035,7 @@
         <w:drawing>
           <wp:inline distT="0" distB="0" distL="0" distR="0">
             <wp:extent cx="3291840" cy="551025"/>
-            <wp:docPr id="3" name="Figure 3"/>
+            <wp:docPr id="3" name="Figure 3" descr="Tape diagram. : 2 equal sections; section labels 35, 54. Total label: t."/>
             <a:graphic xmlns:a="http://schemas.openxmlformats.org/drawingml/2006/main">
               <a:graphicData uri="http://schemas.openxmlformats.org/drawingml/2006/picture">
                 <pic:pic xmlns:pic="http://schemas.openxmlformats.org/drawingml/2006/picture">
@@ -3069,7 +3078,7 @@
           <w:rFonts w:ascii="Avenir Next" w:hAnsi="Avenir Next" w:cs="Avenir Next" w:eastAsia="Avenir Next"/>
           <w:b/>
           <w:color w:val="1A1A1A"/>
-          <w:sz w:val="18"/>
+          <w:sz w:val="22"/>
           <w:szCs w:val="18"/>
         </w:rPr>
         <w:t xml:space="preserve">Equation and solution</w:t>
@@ -3103,18 +3112,18 @@
           <w:rFonts w:ascii="Avenir Next" w:hAnsi="Avenir Next" w:cs="Avenir Next" w:eastAsia="Avenir Next"/>
           <w:b/>
           <w:color w:val="1A1A1A"/>
+          <w:sz w:val="22"/>
+          <w:szCs w:val="20"/>
+        </w:rPr>
+        <w:t xml:space="preserve">3.</w:t>
+      </w:r>
+      <w:r>
+        <w:rPr>
+          <w:rFonts w:ascii="Avenir Next" w:hAnsi="Avenir Next" w:cs="Avenir Next" w:eastAsia="Avenir Next"/>
+          <w:color w:val="1A1A1A"/>
           <w:sz w:val="20"/>
           <w:szCs w:val="20"/>
         </w:rPr>
-        <w:t xml:space="preserve">3.</w:t>
-      </w:r>
-      <w:r>
-        <w:rPr>
-          <w:rFonts w:ascii="Avenir Next" w:hAnsi="Avenir Next" w:cs="Avenir Next" w:eastAsia="Avenir Next"/>
-          <w:color w:val="1A1A1A"/>
-          <w:sz w:val="20"/>
-          <w:szCs w:val="20"/>
-        </w:rPr>
         <w:tab/>
       </w:r>
       <w:r>
@@ -3122,7 +3131,7 @@
           <w:rFonts w:ascii="Avenir Next" w:hAnsi="Avenir Next" w:cs="Avenir Next" w:eastAsia="Avenir Next"/>
           <w:b/>
           <w:color w:val="1A1A1A"/>
-          <w:sz w:val="20"/>
+          <w:sz w:val="22"/>
           <w:szCs w:val="20"/>
         </w:rPr>
         <w:t xml:space="preserve">Gift Card.  </w:t>
@@ -3131,7 +3140,7 @@
         <w:rPr>
           <w:rFonts w:ascii="Avenir Next" w:hAnsi="Avenir Next" w:cs="Avenir Next" w:eastAsia="Avenir Next"/>
           <w:color w:val="1A1A1A"/>
-          <w:sz w:val="20"/>
+          <w:sz w:val="22"/>
           <w:szCs w:val="20"/>
         </w:rPr>
         <w:t xml:space="preserve">Destiny had </w:t>
@@ -3141,7 +3150,7 @@
           <w:rFonts w:ascii="Avenir Next" w:hAnsi="Avenir Next" w:cs="Avenir Next" w:eastAsia="Avenir Next"/>
           <w:i/>
           <w:color w:val="1A1A1A"/>
-          <w:sz w:val="20"/>
+          <w:sz w:val="22"/>
           <w:szCs w:val="20"/>
         </w:rPr>
         <w:t xml:space="preserve">g</w:t>
@@ -3150,7 +3159,7 @@
         <w:rPr>
           <w:rFonts w:ascii="Avenir Next" w:hAnsi="Avenir Next" w:cs="Avenir Next" w:eastAsia="Avenir Next"/>
           <w:color w:val="1A1A1A"/>
-          <w:sz w:val="20"/>
+          <w:sz w:val="22"/>
           <w:szCs w:val="20"/>
         </w:rPr>
         <w:t xml:space="preserve"> dollars on a gift card. She spent $18.25 on a book. She has $31.75 left. Write a subtraction equation and solve it.</w:t>
@@ -3227,25 +3236,25 @@
           <w:rFonts w:ascii="Avenir Next" w:hAnsi="Avenir Next" w:cs="Avenir Next" w:eastAsia="Avenir Next"/>
           <w:b/>
           <w:color w:val="1A1A1A"/>
+          <w:sz w:val="22"/>
+          <w:szCs w:val="18"/>
+        </w:rPr>
+        <w:t xml:space="preserve">Answer</w:t>
+      </w:r>
+      <w:r>
+        <w:rPr>
+          <w:rFonts w:ascii="Avenir Next" w:hAnsi="Avenir Next" w:cs="Avenir Next" w:eastAsia="Avenir Next"/>
+          <w:color w:val="1A1A1A"/>
           <w:sz w:val="18"/>
           <w:szCs w:val="18"/>
         </w:rPr>
-        <w:t xml:space="preserve">Answer</w:t>
-      </w:r>
-      <w:r>
-        <w:rPr>
-          <w:rFonts w:ascii="Avenir Next" w:hAnsi="Avenir Next" w:cs="Avenir Next" w:eastAsia="Avenir Next"/>
-          <w:color w:val="1A1A1A"/>
-          <w:sz w:val="18"/>
-          <w:szCs w:val="18"/>
-        </w:rPr>
         <w:tab/>
       </w:r>
       <w:r>
         <w:rPr>
           <w:rFonts w:ascii="Avenir Next" w:hAnsi="Avenir Next" w:cs="Avenir Next" w:eastAsia="Avenir Next"/>
           <w:color w:val="1A1A1A"/>
-          <w:sz w:val="18"/>
+          <w:sz w:val="22"/>
           <w:szCs w:val="18"/>
         </w:rPr>
         <w:t xml:space="preserve">  dollars</w:t>
@@ -3270,18 +3279,18 @@
           <w:rFonts w:ascii="Avenir Next" w:hAnsi="Avenir Next" w:cs="Avenir Next" w:eastAsia="Avenir Next"/>
           <w:b/>
           <w:color w:val="1A1A1A"/>
+          <w:sz w:val="22"/>
+          <w:szCs w:val="20"/>
+        </w:rPr>
+        <w:t xml:space="preserve">4.</w:t>
+      </w:r>
+      <w:r>
+        <w:rPr>
+          <w:rFonts w:ascii="Avenir Next" w:hAnsi="Avenir Next" w:cs="Avenir Next" w:eastAsia="Avenir Next"/>
+          <w:color w:val="1A1A1A"/>
           <w:sz w:val="20"/>
           <w:szCs w:val="20"/>
         </w:rPr>
-        <w:t xml:space="preserve">4.</w:t>
-      </w:r>
-      <w:r>
-        <w:rPr>
-          <w:rFonts w:ascii="Avenir Next" w:hAnsi="Avenir Next" w:cs="Avenir Next" w:eastAsia="Avenir Next"/>
-          <w:color w:val="1A1A1A"/>
-          <w:sz w:val="20"/>
-          <w:szCs w:val="20"/>
-        </w:rPr>
         <w:tab/>
       </w:r>
       <w:r>
@@ -3289,7 +3298,7 @@
           <w:rFonts w:ascii="Avenir Next" w:hAnsi="Avenir Next" w:cs="Avenir Next" w:eastAsia="Avenir Next"/>
           <w:b/>
           <w:color w:val="1A1A1A"/>
-          <w:sz w:val="20"/>
+          <w:sz w:val="22"/>
           <w:szCs w:val="20"/>
         </w:rPr>
         <w:t xml:space="preserve">Parking Lot.  </w:t>
@@ -3298,7 +3307,7 @@
         <w:rPr>
           <w:rFonts w:ascii="Avenir Next" w:hAnsi="Avenir Next" w:cs="Avenir Next" w:eastAsia="Avenir Next"/>
           <w:color w:val="1A1A1A"/>
-          <w:sz w:val="20"/>
+          <w:sz w:val="22"/>
           <w:szCs w:val="20"/>
         </w:rPr>
         <w:t xml:space="preserve">Some cars were in a lot. Then 26 cars left, and 59 cars were still there. Write and solve a subtraction equation for </w:t>
@@ -3308,7 +3317,7 @@
           <w:rFonts w:ascii="Avenir Next" w:hAnsi="Avenir Next" w:cs="Avenir Next" w:eastAsia="Avenir Next"/>
           <w:i/>
           <w:color w:val="1A1A1A"/>
-          <w:sz w:val="20"/>
+          <w:sz w:val="22"/>
           <w:szCs w:val="20"/>
         </w:rPr>
         <w:t xml:space="preserve">c</w:t>
@@ -3317,7 +3326,7 @@
         <w:rPr>
           <w:rFonts w:ascii="Avenir Next" w:hAnsi="Avenir Next" w:cs="Avenir Next" w:eastAsia="Avenir Next"/>
           <w:color w:val="1A1A1A"/>
-          <w:sz w:val="20"/>
+          <w:sz w:val="22"/>
           <w:szCs w:val="20"/>
         </w:rPr>
         <w:t xml:space="preserve">, the cars at first.</w:t>
@@ -3336,25 +3345,25 @@
           <w:rFonts w:ascii="Avenir Next" w:hAnsi="Avenir Next" w:cs="Avenir Next" w:eastAsia="Avenir Next"/>
           <w:b/>
           <w:color w:val="1A1A1A"/>
+          <w:sz w:val="22"/>
+          <w:szCs w:val="18"/>
+        </w:rPr>
+        <w:t xml:space="preserve">Answer</w:t>
+      </w:r>
+      <w:r>
+        <w:rPr>
+          <w:rFonts w:ascii="Avenir Next" w:hAnsi="Avenir Next" w:cs="Avenir Next" w:eastAsia="Avenir Next"/>
+          <w:color w:val="1A1A1A"/>
           <w:sz w:val="18"/>
           <w:szCs w:val="18"/>
         </w:rPr>
-        <w:t xml:space="preserve">Answer</w:t>
-      </w:r>
-      <w:r>
-        <w:rPr>
-          <w:rFonts w:ascii="Avenir Next" w:hAnsi="Avenir Next" w:cs="Avenir Next" w:eastAsia="Avenir Next"/>
-          <w:color w:val="1A1A1A"/>
-          <w:sz w:val="18"/>
-          <w:szCs w:val="18"/>
-        </w:rPr>
         <w:tab/>
       </w:r>
       <w:r>
         <w:rPr>
           <w:rFonts w:ascii="Avenir Next" w:hAnsi="Avenir Next" w:cs="Avenir Next" w:eastAsia="Avenir Next"/>
           <w:color w:val="1A1A1A"/>
-          <w:sz w:val="18"/>
+          <w:sz w:val="22"/>
           <w:szCs w:val="18"/>
         </w:rPr>
         <w:t xml:space="preserve">  cars</w:t>
@@ -3379,18 +3388,18 @@
           <w:rFonts w:ascii="Avenir Next" w:hAnsi="Avenir Next" w:cs="Avenir Next" w:eastAsia="Avenir Next"/>
           <w:b/>
           <w:color w:val="1A1A1A"/>
+          <w:sz w:val="22"/>
+          <w:szCs w:val="20"/>
+        </w:rPr>
+        <w:t xml:space="preserve">5.</w:t>
+      </w:r>
+      <w:r>
+        <w:rPr>
+          <w:rFonts w:ascii="Avenir Next" w:hAnsi="Avenir Next" w:cs="Avenir Next" w:eastAsia="Avenir Next"/>
+          <w:color w:val="1A1A1A"/>
           <w:sz w:val="20"/>
           <w:szCs w:val="20"/>
         </w:rPr>
-        <w:t xml:space="preserve">5.</w:t>
-      </w:r>
-      <w:r>
-        <w:rPr>
-          <w:rFonts w:ascii="Avenir Next" w:hAnsi="Avenir Next" w:cs="Avenir Next" w:eastAsia="Avenir Next"/>
-          <w:color w:val="1A1A1A"/>
-          <w:sz w:val="20"/>
-          <w:szCs w:val="20"/>
-        </w:rPr>
         <w:tab/>
       </w:r>
       <w:r>
@@ -3398,7 +3407,7 @@
           <w:rFonts w:ascii="Avenir Next" w:hAnsi="Avenir Next" w:cs="Avenir Next" w:eastAsia="Avenir Next"/>
           <w:b/>
           <w:color w:val="1A1A1A"/>
-          <w:sz w:val="20"/>
+          <w:sz w:val="22"/>
           <w:szCs w:val="20"/>
         </w:rPr>
         <w:t xml:space="preserve">Who Is Right?  </w:t>
@@ -3407,7 +3416,7 @@
         <w:rPr>
           <w:rFonts w:ascii="Avenir Next" w:hAnsi="Avenir Next" w:cs="Avenir Next" w:eastAsia="Avenir Next"/>
           <w:color w:val="1A1A1A"/>
-          <w:sz w:val="20"/>
+          <w:sz w:val="22"/>
           <w:szCs w:val="20"/>
         </w:rPr>
         <w:t xml:space="preserve">Mia and Leo solve </w:t>
@@ -3417,7 +3426,7 @@
           <w:rFonts w:ascii="Avenir Next" w:hAnsi="Avenir Next" w:cs="Avenir Next" w:eastAsia="Avenir Next"/>
           <w:i/>
           <w:color w:val="1A1A1A"/>
-          <w:sz w:val="20"/>
+          <w:sz w:val="22"/>
           <w:szCs w:val="20"/>
         </w:rPr>
         <w:t xml:space="preserve">n</w:t>
@@ -3426,7 +3435,7 @@
         <w:rPr>
           <w:rFonts w:ascii="Avenir Next" w:hAnsi="Avenir Next" w:cs="Avenir Next" w:eastAsia="Avenir Next"/>
           <w:color w:val="1A1A1A"/>
-          <w:sz w:val="20"/>
+          <w:sz w:val="22"/>
           <w:szCs w:val="20"/>
         </w:rPr>
         <w:t xml:space="preserve"> − 24 = 60. Mia says </w:t>
@@ -3436,7 +3445,7 @@
           <w:rFonts w:ascii="Avenir Next" w:hAnsi="Avenir Next" w:cs="Avenir Next" w:eastAsia="Avenir Next"/>
           <w:i/>
           <w:color w:val="1A1A1A"/>
-          <w:sz w:val="20"/>
+          <w:sz w:val="22"/>
           <w:szCs w:val="20"/>
         </w:rPr>
         <w:t xml:space="preserve">n</w:t>
@@ -3445,7 +3454,7 @@
         <w:rPr>
           <w:rFonts w:ascii="Avenir Next" w:hAnsi="Avenir Next" w:cs="Avenir Next" w:eastAsia="Avenir Next"/>
           <w:color w:val="1A1A1A"/>
-          <w:sz w:val="20"/>
+          <w:sz w:val="22"/>
           <w:szCs w:val="20"/>
         </w:rPr>
         <w:t xml:space="preserve"> = 36. Leo says </w:t>
@@ -3455,7 +3464,7 @@
           <w:rFonts w:ascii="Avenir Next" w:hAnsi="Avenir Next" w:cs="Avenir Next" w:eastAsia="Avenir Next"/>
           <w:i/>
           <w:color w:val="1A1A1A"/>
-          <w:sz w:val="20"/>
+          <w:sz w:val="22"/>
           <w:szCs w:val="20"/>
         </w:rPr>
         <w:t xml:space="preserve">n</w:t>
@@ -3464,7 +3473,7 @@
         <w:rPr>
           <w:rFonts w:ascii="Avenir Next" w:hAnsi="Avenir Next" w:cs="Avenir Next" w:eastAsia="Avenir Next"/>
           <w:color w:val="1A1A1A"/>
-          <w:sz w:val="20"/>
+          <w:sz w:val="22"/>
           <w:szCs w:val="20"/>
         </w:rPr>
         <w:t xml:space="preserve"> = 84. Who is correct? Use substitution to explain.</w:t>
@@ -3543,6 +3552,7 @@
     </w:p>
     <w:p>
       <w:pPr>
+        <w:pStyle w:val="Heading2"/>
         <w:keepNext/>
         <w:pBdr>
           <w:bottom w:val="single" w:sz="8" w:space="3" w:color="003A70"/>
@@ -3558,7 +3568,7 @@
           <w:b/>
           <w:color w:val="003A70"/>
           <w:spacing w:val="14"/>
-          <w:sz w:val="19"/>
+          <w:sz w:val="22"/>
           <w:szCs w:val="19"/>
         </w:rPr>
         <w:t xml:space="preserve">TEST PRACTICE</w:t>
@@ -3577,7 +3587,7 @@
           <w:rFonts w:ascii="Avenir Next" w:hAnsi="Avenir Next" w:cs="Avenir Next" w:eastAsia="Avenir Next"/>
           <w:i/>
           <w:color w:val="5A5F66"/>
-          <w:sz w:val="17"/>
+          <w:sz w:val="22"/>
           <w:szCs w:val="17"/>
         </w:rPr>
         <w:t xml:space="preserve">choose the best answer</w:t>
@@ -3597,25 +3607,25 @@
           <w:rFonts w:ascii="Avenir Next" w:hAnsi="Avenir Next" w:cs="Avenir Next" w:eastAsia="Avenir Next"/>
           <w:b/>
           <w:color w:val="1A1A1A"/>
+          <w:sz w:val="22"/>
+          <w:szCs w:val="20"/>
+        </w:rPr>
+        <w:t xml:space="preserve">6.</w:t>
+      </w:r>
+      <w:r>
+        <w:rPr>
+          <w:rFonts w:ascii="Avenir Next" w:hAnsi="Avenir Next" w:cs="Avenir Next" w:eastAsia="Avenir Next"/>
+          <w:color w:val="1A1A1A"/>
           <w:sz w:val="20"/>
           <w:szCs w:val="20"/>
         </w:rPr>
-        <w:t xml:space="preserve">6.</w:t>
-      </w:r>
-      <w:r>
-        <w:rPr>
-          <w:rFonts w:ascii="Avenir Next" w:hAnsi="Avenir Next" w:cs="Avenir Next" w:eastAsia="Avenir Next"/>
-          <w:color w:val="1A1A1A"/>
-          <w:sz w:val="20"/>
-          <w:szCs w:val="20"/>
-        </w:rPr>
         <w:tab/>
       </w:r>
       <w:r>
         <w:rPr>
           <w:rFonts w:ascii="Avenir Next" w:hAnsi="Avenir Next" w:cs="Avenir Next" w:eastAsia="Avenir Next"/>
           <w:color w:val="1A1A1A"/>
-          <w:sz w:val="20"/>
+          <w:sz w:val="22"/>
           <w:szCs w:val="20"/>
         </w:rPr>
         <w:t xml:space="preserve">Solve </w:t>
@@ -3625,7 +3635,7 @@
           <w:rFonts w:ascii="Avenir Next" w:hAnsi="Avenir Next" w:cs="Avenir Next" w:eastAsia="Avenir Next"/>
           <w:i/>
           <w:color w:val="1A1A1A"/>
-          <w:sz w:val="20"/>
+          <w:sz w:val="22"/>
           <w:szCs w:val="20"/>
         </w:rPr>
         <w:t xml:space="preserve">p</w:t>
@@ -3634,7 +3644,7 @@
         <w:rPr>
           <w:rFonts w:ascii="Avenir Next" w:hAnsi="Avenir Next" w:cs="Avenir Next" w:eastAsia="Avenir Next"/>
           <w:color w:val="1A1A1A"/>
-          <w:sz w:val="20"/>
+          <w:sz w:val="22"/>
           <w:szCs w:val="20"/>
         </w:rPr>
         <w:t xml:space="preserve"> − 29 = 45.</w:t>
@@ -3690,35 +3700,35 @@
                 <w:rFonts w:ascii="Avenir Next" w:hAnsi="Avenir Next" w:cs="Avenir Next" w:eastAsia="Avenir Next"/>
                 <w:b/>
                 <w:color w:val="003A70"/>
+                <w:sz w:val="22"/>
+                <w:szCs w:val="19"/>
+              </w:rPr>
+              <w:t xml:space="preserve">A</w:t>
+            </w:r>
+            <w:r>
+              <w:rPr>
+                <w:rFonts w:ascii="Avenir Next" w:hAnsi="Avenir Next" w:cs="Avenir Next" w:eastAsia="Avenir Next"/>
+                <w:color w:val="1A1A1A"/>
                 <w:sz w:val="19"/>
                 <w:szCs w:val="19"/>
               </w:rPr>
-              <w:t xml:space="preserve">A</w:t>
-            </w:r>
-            <w:r>
-              <w:rPr>
-                <w:rFonts w:ascii="Avenir Next" w:hAnsi="Avenir Next" w:cs="Avenir Next" w:eastAsia="Avenir Next"/>
-                <w:color w:val="1A1A1A"/>
-                <w:sz w:val="19"/>
+              <w:tab/>
+            </w:r>
+            <w:r>
+              <w:rPr>
+                <w:rFonts w:ascii="Avenir Next" w:hAnsi="Avenir Next" w:cs="Avenir Next" w:eastAsia="Avenir Next"/>
+                <w:i/>
+                <w:color w:val="1A1A1A"/>
+                <w:sz w:val="22"/>
                 <w:szCs w:val="19"/>
               </w:rPr>
-              <w:tab/>
-            </w:r>
-            <w:r>
-              <w:rPr>
-                <w:rFonts w:ascii="Avenir Next" w:hAnsi="Avenir Next" w:cs="Avenir Next" w:eastAsia="Avenir Next"/>
-                <w:i/>
-                <w:color w:val="1A1A1A"/>
-                <w:sz w:val="19"/>
-                <w:szCs w:val="19"/>
-              </w:rPr>
               <w:t xml:space="preserve">p</w:t>
             </w:r>
             <w:r>
               <w:rPr>
                 <w:rFonts w:ascii="Avenir Next" w:hAnsi="Avenir Next" w:cs="Avenir Next" w:eastAsia="Avenir Next"/>
                 <w:color w:val="1A1A1A"/>
-                <w:sz w:val="19"/>
+                <w:sz w:val="22"/>
                 <w:szCs w:val="19"/>
               </w:rPr>
               <w:t xml:space="preserve"> = 16</w:t>
@@ -3743,35 +3753,35 @@
                 <w:rFonts w:ascii="Avenir Next" w:hAnsi="Avenir Next" w:cs="Avenir Next" w:eastAsia="Avenir Next"/>
                 <w:b/>
                 <w:color w:val="003A70"/>
+                <w:sz w:val="22"/>
+                <w:szCs w:val="19"/>
+              </w:rPr>
+              <w:t xml:space="preserve">B</w:t>
+            </w:r>
+            <w:r>
+              <w:rPr>
+                <w:rFonts w:ascii="Avenir Next" w:hAnsi="Avenir Next" w:cs="Avenir Next" w:eastAsia="Avenir Next"/>
+                <w:color w:val="1A1A1A"/>
                 <w:sz w:val="19"/>
                 <w:szCs w:val="19"/>
               </w:rPr>
-              <w:t xml:space="preserve">B</w:t>
-            </w:r>
-            <w:r>
-              <w:rPr>
-                <w:rFonts w:ascii="Avenir Next" w:hAnsi="Avenir Next" w:cs="Avenir Next" w:eastAsia="Avenir Next"/>
-                <w:color w:val="1A1A1A"/>
-                <w:sz w:val="19"/>
+              <w:tab/>
+            </w:r>
+            <w:r>
+              <w:rPr>
+                <w:rFonts w:ascii="Avenir Next" w:hAnsi="Avenir Next" w:cs="Avenir Next" w:eastAsia="Avenir Next"/>
+                <w:i/>
+                <w:color w:val="1A1A1A"/>
+                <w:sz w:val="22"/>
                 <w:szCs w:val="19"/>
               </w:rPr>
-              <w:tab/>
-            </w:r>
-            <w:r>
-              <w:rPr>
-                <w:rFonts w:ascii="Avenir Next" w:hAnsi="Avenir Next" w:cs="Avenir Next" w:eastAsia="Avenir Next"/>
-                <w:i/>
-                <w:color w:val="1A1A1A"/>
-                <w:sz w:val="19"/>
-                <w:szCs w:val="19"/>
-              </w:rPr>
               <w:t xml:space="preserve">p</w:t>
             </w:r>
             <w:r>
               <w:rPr>
                 <w:rFonts w:ascii="Avenir Next" w:hAnsi="Avenir Next" w:cs="Avenir Next" w:eastAsia="Avenir Next"/>
                 <w:color w:val="1A1A1A"/>
-                <w:sz w:val="19"/>
+                <w:sz w:val="22"/>
                 <w:szCs w:val="19"/>
               </w:rPr>
               <w:t xml:space="preserve"> = 29</w:t>
@@ -3796,35 +3806,35 @@
                 <w:rFonts w:ascii="Avenir Next" w:hAnsi="Avenir Next" w:cs="Avenir Next" w:eastAsia="Avenir Next"/>
                 <w:b/>
                 <w:color w:val="003A70"/>
+                <w:sz w:val="22"/>
+                <w:szCs w:val="19"/>
+              </w:rPr>
+              <w:t xml:space="preserve">C</w:t>
+            </w:r>
+            <w:r>
+              <w:rPr>
+                <w:rFonts w:ascii="Avenir Next" w:hAnsi="Avenir Next" w:cs="Avenir Next" w:eastAsia="Avenir Next"/>
+                <w:color w:val="1A1A1A"/>
                 <w:sz w:val="19"/>
                 <w:szCs w:val="19"/>
               </w:rPr>
-              <w:t xml:space="preserve">C</w:t>
-            </w:r>
-            <w:r>
-              <w:rPr>
-                <w:rFonts w:ascii="Avenir Next" w:hAnsi="Avenir Next" w:cs="Avenir Next" w:eastAsia="Avenir Next"/>
-                <w:color w:val="1A1A1A"/>
-                <w:sz w:val="19"/>
+              <w:tab/>
+            </w:r>
+            <w:r>
+              <w:rPr>
+                <w:rFonts w:ascii="Avenir Next" w:hAnsi="Avenir Next" w:cs="Avenir Next" w:eastAsia="Avenir Next"/>
+                <w:i/>
+                <w:color w:val="1A1A1A"/>
+                <w:sz w:val="22"/>
                 <w:szCs w:val="19"/>
               </w:rPr>
-              <w:tab/>
-            </w:r>
-            <w:r>
-              <w:rPr>
-                <w:rFonts w:ascii="Avenir Next" w:hAnsi="Avenir Next" w:cs="Avenir Next" w:eastAsia="Avenir Next"/>
-                <w:i/>
-                <w:color w:val="1A1A1A"/>
-                <w:sz w:val="19"/>
-                <w:szCs w:val="19"/>
-              </w:rPr>
               <w:t xml:space="preserve">p</w:t>
             </w:r>
             <w:r>
               <w:rPr>
                 <w:rFonts w:ascii="Avenir Next" w:hAnsi="Avenir Next" w:cs="Avenir Next" w:eastAsia="Avenir Next"/>
                 <w:color w:val="1A1A1A"/>
-                <w:sz w:val="19"/>
+                <w:sz w:val="22"/>
                 <w:szCs w:val="19"/>
               </w:rPr>
               <w:t xml:space="preserve"> = 74</w:t>
@@ -3849,35 +3859,35 @@
                 <w:rFonts w:ascii="Avenir Next" w:hAnsi="Avenir Next" w:cs="Avenir Next" w:eastAsia="Avenir Next"/>
                 <w:b/>
                 <w:color w:val="003A70"/>
+                <w:sz w:val="22"/>
+                <w:szCs w:val="19"/>
+              </w:rPr>
+              <w:t xml:space="preserve">D</w:t>
+            </w:r>
+            <w:r>
+              <w:rPr>
+                <w:rFonts w:ascii="Avenir Next" w:hAnsi="Avenir Next" w:cs="Avenir Next" w:eastAsia="Avenir Next"/>
+                <w:color w:val="1A1A1A"/>
                 <w:sz w:val="19"/>
                 <w:szCs w:val="19"/>
               </w:rPr>
-              <w:t xml:space="preserve">D</w:t>
-            </w:r>
-            <w:r>
-              <w:rPr>
-                <w:rFonts w:ascii="Avenir Next" w:hAnsi="Avenir Next" w:cs="Avenir Next" w:eastAsia="Avenir Next"/>
-                <w:color w:val="1A1A1A"/>
-                <w:sz w:val="19"/>
+              <w:tab/>
+            </w:r>
+            <w:r>
+              <w:rPr>
+                <w:rFonts w:ascii="Avenir Next" w:hAnsi="Avenir Next" w:cs="Avenir Next" w:eastAsia="Avenir Next"/>
+                <w:i/>
+                <w:color w:val="1A1A1A"/>
+                <w:sz w:val="22"/>
                 <w:szCs w:val="19"/>
               </w:rPr>
-              <w:tab/>
-            </w:r>
-            <w:r>
-              <w:rPr>
-                <w:rFonts w:ascii="Avenir Next" w:hAnsi="Avenir Next" w:cs="Avenir Next" w:eastAsia="Avenir Next"/>
-                <w:i/>
-                <w:color w:val="1A1A1A"/>
-                <w:sz w:val="19"/>
-                <w:szCs w:val="19"/>
-              </w:rPr>
               <w:t xml:space="preserve">p</w:t>
             </w:r>
             <w:r>
               <w:rPr>
                 <w:rFonts w:ascii="Avenir Next" w:hAnsi="Avenir Next" w:cs="Avenir Next" w:eastAsia="Avenir Next"/>
                 <w:color w:val="1A1A1A"/>
-                <w:sz w:val="19"/>
+                <w:sz w:val="22"/>
                 <w:szCs w:val="19"/>
               </w:rPr>
               <w:t xml:space="preserve"> = 1,305</w:t>
@@ -3905,25 +3915,25 @@
           <w:rFonts w:ascii="Avenir Next" w:hAnsi="Avenir Next" w:cs="Avenir Next" w:eastAsia="Avenir Next"/>
           <w:b/>
           <w:color w:val="1A1A1A"/>
+          <w:sz w:val="22"/>
+          <w:szCs w:val="20"/>
+        </w:rPr>
+        <w:t xml:space="preserve">7.</w:t>
+      </w:r>
+      <w:r>
+        <w:rPr>
+          <w:rFonts w:ascii="Avenir Next" w:hAnsi="Avenir Next" w:cs="Avenir Next" w:eastAsia="Avenir Next"/>
+          <w:color w:val="1A1A1A"/>
           <w:sz w:val="20"/>
           <w:szCs w:val="20"/>
         </w:rPr>
-        <w:t xml:space="preserve">7.</w:t>
-      </w:r>
-      <w:r>
-        <w:rPr>
-          <w:rFonts w:ascii="Avenir Next" w:hAnsi="Avenir Next" w:cs="Avenir Next" w:eastAsia="Avenir Next"/>
-          <w:color w:val="1A1A1A"/>
-          <w:sz w:val="20"/>
-          <w:szCs w:val="20"/>
-        </w:rPr>
         <w:tab/>
       </w:r>
       <w:r>
         <w:rPr>
           <w:rFonts w:ascii="Avenir Next" w:hAnsi="Avenir Next" w:cs="Avenir Next" w:eastAsia="Avenir Next"/>
           <w:color w:val="1A1A1A"/>
-          <w:sz w:val="20"/>
+          <w:sz w:val="22"/>
           <w:szCs w:val="20"/>
         </w:rPr>
         <w:t xml:space="preserve">A baker sold 48 muffins and had 37 left. Which equation finds </w:t>
@@ -3933,7 +3943,7 @@
           <w:rFonts w:ascii="Avenir Next" w:hAnsi="Avenir Next" w:cs="Avenir Next" w:eastAsia="Avenir Next"/>
           <w:i/>
           <w:color w:val="1A1A1A"/>
-          <w:sz w:val="20"/>
+          <w:sz w:val="22"/>
           <w:szCs w:val="20"/>
         </w:rPr>
         <w:t xml:space="preserve">m</w:t>
@@ -3942,7 +3952,7 @@
         <w:rPr>
           <w:rFonts w:ascii="Avenir Next" w:hAnsi="Avenir Next" w:cs="Avenir Next" w:eastAsia="Avenir Next"/>
           <w:color w:val="1A1A1A"/>
-          <w:sz w:val="20"/>
+          <w:sz w:val="22"/>
           <w:szCs w:val="20"/>
         </w:rPr>
         <w:t xml:space="preserve">, the muffins at the start?</w:t>
@@ -3998,35 +4008,35 @@
                 <w:rFonts w:ascii="Avenir Next" w:hAnsi="Avenir Next" w:cs="Avenir Next" w:eastAsia="Avenir Next"/>
                 <w:b/>
                 <w:color w:val="003A70"/>
+                <w:sz w:val="22"/>
+                <w:szCs w:val="19"/>
+              </w:rPr>
+              <w:t xml:space="preserve">A</w:t>
+            </w:r>
+            <w:r>
+              <w:rPr>
+                <w:rFonts w:ascii="Avenir Next" w:hAnsi="Avenir Next" w:cs="Avenir Next" w:eastAsia="Avenir Next"/>
+                <w:color w:val="1A1A1A"/>
                 <w:sz w:val="19"/>
                 <w:szCs w:val="19"/>
               </w:rPr>
-              <w:t xml:space="preserve">A</w:t>
-            </w:r>
-            <w:r>
-              <w:rPr>
-                <w:rFonts w:ascii="Avenir Next" w:hAnsi="Avenir Next" w:cs="Avenir Next" w:eastAsia="Avenir Next"/>
-                <w:color w:val="1A1A1A"/>
-                <w:sz w:val="19"/>
+              <w:tab/>
+            </w:r>
+            <w:r>
+              <w:rPr>
+                <w:rFonts w:ascii="Avenir Next" w:hAnsi="Avenir Next" w:cs="Avenir Next" w:eastAsia="Avenir Next"/>
+                <w:i/>
+                <w:color w:val="1A1A1A"/>
+                <w:sz w:val="22"/>
                 <w:szCs w:val="19"/>
               </w:rPr>
-              <w:tab/>
-            </w:r>
-            <w:r>
-              <w:rPr>
-                <w:rFonts w:ascii="Avenir Next" w:hAnsi="Avenir Next" w:cs="Avenir Next" w:eastAsia="Avenir Next"/>
-                <w:i/>
-                <w:color w:val="1A1A1A"/>
-                <w:sz w:val="19"/>
-                <w:szCs w:val="19"/>
-              </w:rPr>
               <w:t xml:space="preserve">m</w:t>
             </w:r>
             <w:r>
               <w:rPr>
                 <w:rFonts w:ascii="Avenir Next" w:hAnsi="Avenir Next" w:cs="Avenir Next" w:eastAsia="Avenir Next"/>
                 <w:color w:val="1A1A1A"/>
-                <w:sz w:val="19"/>
+                <w:sz w:val="22"/>
                 <w:szCs w:val="19"/>
               </w:rPr>
               <w:t xml:space="preserve"> + 48 = 37</w:t>
@@ -4051,35 +4061,35 @@
                 <w:rFonts w:ascii="Avenir Next" w:hAnsi="Avenir Next" w:cs="Avenir Next" w:eastAsia="Avenir Next"/>
                 <w:b/>
                 <w:color w:val="003A70"/>
+                <w:sz w:val="22"/>
+                <w:szCs w:val="19"/>
+              </w:rPr>
+              <w:t xml:space="preserve">B</w:t>
+            </w:r>
+            <w:r>
+              <w:rPr>
+                <w:rFonts w:ascii="Avenir Next" w:hAnsi="Avenir Next" w:cs="Avenir Next" w:eastAsia="Avenir Next"/>
+                <w:color w:val="1A1A1A"/>
                 <w:sz w:val="19"/>
                 <w:szCs w:val="19"/>
               </w:rPr>
-              <w:t xml:space="preserve">B</w:t>
-            </w:r>
-            <w:r>
-              <w:rPr>
-                <w:rFonts w:ascii="Avenir Next" w:hAnsi="Avenir Next" w:cs="Avenir Next" w:eastAsia="Avenir Next"/>
-                <w:color w:val="1A1A1A"/>
-                <w:sz w:val="19"/>
+              <w:tab/>
+            </w:r>
+            <w:r>
+              <w:rPr>
+                <w:rFonts w:ascii="Avenir Next" w:hAnsi="Avenir Next" w:cs="Avenir Next" w:eastAsia="Avenir Next"/>
+                <w:i/>
+                <w:color w:val="1A1A1A"/>
+                <w:sz w:val="22"/>
                 <w:szCs w:val="19"/>
               </w:rPr>
-              <w:tab/>
-            </w:r>
-            <w:r>
-              <w:rPr>
-                <w:rFonts w:ascii="Avenir Next" w:hAnsi="Avenir Next" w:cs="Avenir Next" w:eastAsia="Avenir Next"/>
-                <w:i/>
-                <w:color w:val="1A1A1A"/>
-                <w:sz w:val="19"/>
-                <w:szCs w:val="19"/>
-              </w:rPr>
               <w:t xml:space="preserve">m</w:t>
             </w:r>
             <w:r>
               <w:rPr>
                 <w:rFonts w:ascii="Avenir Next" w:hAnsi="Avenir Next" w:cs="Avenir Next" w:eastAsia="Avenir Next"/>
                 <w:color w:val="1A1A1A"/>
-                <w:sz w:val="19"/>
+                <w:sz w:val="22"/>
                 <w:szCs w:val="19"/>
               </w:rPr>
               <w:t xml:space="preserve"> − 48 = 37</w:t>
@@ -4104,44 +4114,44 @@
                 <w:rFonts w:ascii="Avenir Next" w:hAnsi="Avenir Next" w:cs="Avenir Next" w:eastAsia="Avenir Next"/>
                 <w:b/>
                 <w:color w:val="003A70"/>
+                <w:sz w:val="22"/>
+                <w:szCs w:val="19"/>
+              </w:rPr>
+              <w:t xml:space="preserve">C</w:t>
+            </w:r>
+            <w:r>
+              <w:rPr>
+                <w:rFonts w:ascii="Avenir Next" w:hAnsi="Avenir Next" w:cs="Avenir Next" w:eastAsia="Avenir Next"/>
+                <w:color w:val="1A1A1A"/>
                 <w:sz w:val="19"/>
                 <w:szCs w:val="19"/>
               </w:rPr>
-              <w:t xml:space="preserve">C</w:t>
-            </w:r>
-            <w:r>
-              <w:rPr>
-                <w:rFonts w:ascii="Avenir Next" w:hAnsi="Avenir Next" w:cs="Avenir Next" w:eastAsia="Avenir Next"/>
-                <w:color w:val="1A1A1A"/>
-                <w:sz w:val="19"/>
+              <w:tab/>
+            </w:r>
+            <w:r>
+              <w:rPr>
+                <w:rFonts w:ascii="Avenir Next" w:hAnsi="Avenir Next" w:cs="Avenir Next" w:eastAsia="Avenir Next"/>
+                <w:color w:val="1A1A1A"/>
+                <w:sz w:val="22"/>
                 <w:szCs w:val="19"/>
               </w:rPr>
-              <w:tab/>
-            </w:r>
-            <w:r>
-              <w:rPr>
-                <w:rFonts w:ascii="Avenir Next" w:hAnsi="Avenir Next" w:cs="Avenir Next" w:eastAsia="Avenir Next"/>
-                <w:color w:val="1A1A1A"/>
-                <w:sz w:val="19"/>
+              <w:t xml:space="preserve">48 − </w:t>
+            </w:r>
+            <w:r>
+              <w:rPr>
+                <w:rFonts w:ascii="Avenir Next" w:hAnsi="Avenir Next" w:cs="Avenir Next" w:eastAsia="Avenir Next"/>
+                <w:i/>
+                <w:color w:val="1A1A1A"/>
+                <w:sz w:val="22"/>
                 <w:szCs w:val="19"/>
               </w:rPr>
-              <w:t xml:space="preserve">48 − </w:t>
-            </w:r>
-            <w:r>
-              <w:rPr>
-                <w:rFonts w:ascii="Avenir Next" w:hAnsi="Avenir Next" w:cs="Avenir Next" w:eastAsia="Avenir Next"/>
-                <w:i/>
-                <w:color w:val="1A1A1A"/>
-                <w:sz w:val="19"/>
-                <w:szCs w:val="19"/>
-              </w:rPr>
               <w:t xml:space="preserve">m</w:t>
             </w:r>
             <w:r>
               <w:rPr>
                 <w:rFonts w:ascii="Avenir Next" w:hAnsi="Avenir Next" w:cs="Avenir Next" w:eastAsia="Avenir Next"/>
                 <w:color w:val="1A1A1A"/>
-                <w:sz w:val="19"/>
+                <w:sz w:val="22"/>
                 <w:szCs w:val="19"/>
               </w:rPr>
               <w:t xml:space="preserve"> = 37</w:t>
@@ -4166,44 +4176,44 @@
                 <w:rFonts w:ascii="Avenir Next" w:hAnsi="Avenir Next" w:cs="Avenir Next" w:eastAsia="Avenir Next"/>
                 <w:b/>
                 <w:color w:val="003A70"/>
+                <w:sz w:val="22"/>
+                <w:szCs w:val="19"/>
+              </w:rPr>
+              <w:t xml:space="preserve">D</w:t>
+            </w:r>
+            <w:r>
+              <w:rPr>
+                <w:rFonts w:ascii="Avenir Next" w:hAnsi="Avenir Next" w:cs="Avenir Next" w:eastAsia="Avenir Next"/>
+                <w:color w:val="1A1A1A"/>
                 <w:sz w:val="19"/>
                 <w:szCs w:val="19"/>
               </w:rPr>
-              <w:t xml:space="preserve">D</w:t>
-            </w:r>
-            <w:r>
-              <w:rPr>
-                <w:rFonts w:ascii="Avenir Next" w:hAnsi="Avenir Next" w:cs="Avenir Next" w:eastAsia="Avenir Next"/>
-                <w:color w:val="1A1A1A"/>
-                <w:sz w:val="19"/>
+              <w:tab/>
+            </w:r>
+            <w:r>
+              <w:rPr>
+                <w:rFonts w:ascii="Avenir Next" w:hAnsi="Avenir Next" w:cs="Avenir Next" w:eastAsia="Avenir Next"/>
+                <w:color w:val="1A1A1A"/>
+                <w:sz w:val="22"/>
                 <w:szCs w:val="19"/>
               </w:rPr>
-              <w:tab/>
-            </w:r>
-            <w:r>
-              <w:rPr>
-                <w:rFonts w:ascii="Avenir Next" w:hAnsi="Avenir Next" w:cs="Avenir Next" w:eastAsia="Avenir Next"/>
-                <w:color w:val="1A1A1A"/>
-                <w:sz w:val="19"/>
+              <w:t xml:space="preserve">37</w:t>
+            </w:r>
+            <w:r>
+              <w:rPr>
+                <w:rFonts w:ascii="Avenir Next" w:hAnsi="Avenir Next" w:cs="Avenir Next" w:eastAsia="Avenir Next"/>
+                <w:i/>
+                <w:color w:val="1A1A1A"/>
+                <w:sz w:val="22"/>
                 <w:szCs w:val="19"/>
               </w:rPr>
-              <w:t xml:space="preserve">37</w:t>
-            </w:r>
-            <w:r>
-              <w:rPr>
-                <w:rFonts w:ascii="Avenir Next" w:hAnsi="Avenir Next" w:cs="Avenir Next" w:eastAsia="Avenir Next"/>
-                <w:i/>
-                <w:color w:val="1A1A1A"/>
-                <w:sz w:val="19"/>
-                <w:szCs w:val="19"/>
-              </w:rPr>
               <w:t xml:space="preserve">m</w:t>
             </w:r>
             <w:r>
               <w:rPr>
                 <w:rFonts w:ascii="Avenir Next" w:hAnsi="Avenir Next" w:cs="Avenir Next" w:eastAsia="Avenir Next"/>
                 <w:color w:val="1A1A1A"/>
-                <w:sz w:val="19"/>
+                <w:sz w:val="22"/>
                 <w:szCs w:val="19"/>
               </w:rPr>
               <w:t xml:space="preserve"> = 48</w:t>
@@ -4261,6 +4271,7 @@
           </w:tcPr>
           <w:p>
             <w:pPr>
+              <w:pStyle w:val="Heading2"/>
               <w:spacing w:before="0" w:after="0" w:line="240" w:lineRule="auto"/>
             </w:pPr>
             <w:r>
@@ -4298,7 +4309,7 @@
               <w:rPr>
                 <w:rFonts w:ascii="Avenir Next" w:hAnsi="Avenir Next" w:cs="Avenir Next" w:eastAsia="Avenir Next"/>
                 <w:color w:val="1A1A1A"/>
-                <w:sz w:val="17"/>
+                <w:sz w:val="22"/>
                 <w:szCs w:val="17"/>
               </w:rPr>
               <w:t xml:space="preserve">  I can do this on my own</w:t>
@@ -4327,7 +4338,7 @@
               <w:rPr>
                 <w:rFonts w:ascii="Avenir Next" w:hAnsi="Avenir Next" w:cs="Avenir Next" w:eastAsia="Avenir Next"/>
                 <w:color w:val="1A1A1A"/>
-                <w:sz w:val="17"/>
+                <w:sz w:val="22"/>
                 <w:szCs w:val="17"/>
               </w:rPr>
               <w:t xml:space="preserve">  I need a little help</w:t>
@@ -4356,7 +4367,7 @@
               <w:rPr>
                 <w:rFonts w:ascii="Avenir Next" w:hAnsi="Avenir Next" w:cs="Avenir Next" w:eastAsia="Avenir Next"/>
                 <w:color w:val="1A1A1A"/>
-                <w:sz w:val="17"/>
+                <w:sz w:val="22"/>
                 <w:szCs w:val="17"/>
               </w:rPr>
               <w:t xml:space="preserve">  I have a question about #</w:t>
@@ -4463,7 +4474,106 @@
               <w:sz w:val="15"/>
               <w:szCs w:val="15"/>
             </w:rPr>
-            <w:t xml:space="preserve">Lesson 8-2  ·  Homework Packet</w:t>
+            <w:t xml:space="preserve">8-2 · Page </w:t>
+          </w:r>
+          <w:r>
+            <w:rPr>
+              <w:rFonts w:ascii="Avenir Next" w:hAnsi="Avenir Next" w:cs="Avenir Next" w:eastAsia="Avenir Next"/>
+              <w:color w:val="5A5F66"/>
+              <w:sz w:val="15"/>
+              <w:szCs w:val="15"/>
+            </w:rPr>
+            <w:fldChar w:fldCharType="begin"/>
+          </w:r>
+          <w:r>
+            <w:rPr>
+              <w:rFonts w:ascii="Avenir Next" w:hAnsi="Avenir Next" w:cs="Avenir Next" w:eastAsia="Avenir Next"/>
+              <w:color w:val="5A5F66"/>
+              <w:sz w:val="15"/>
+              <w:szCs w:val="15"/>
+            </w:rPr>
+            <w:instrText xml:space="preserve"> PAGE </w:instrText>
+          </w:r>
+          <w:r>
+            <w:rPr>
+              <w:rFonts w:ascii="Avenir Next" w:hAnsi="Avenir Next" w:cs="Avenir Next" w:eastAsia="Avenir Next"/>
+              <w:color w:val="5A5F66"/>
+              <w:sz w:val="15"/>
+              <w:szCs w:val="15"/>
+            </w:rPr>
+            <w:fldChar w:fldCharType="separate"/>
+          </w:r>
+          <w:r>
+            <w:rPr>
+              <w:rFonts w:ascii="Avenir Next" w:hAnsi="Avenir Next" w:cs="Avenir Next" w:eastAsia="Avenir Next"/>
+              <w:color w:val="5A5F66"/>
+              <w:sz w:val="15"/>
+              <w:szCs w:val="15"/>
+            </w:rPr>
+            <w:t xml:space="preserve">1</w:t>
+          </w:r>
+          <w:r>
+            <w:rPr>
+              <w:rFonts w:ascii="Avenir Next" w:hAnsi="Avenir Next" w:cs="Avenir Next" w:eastAsia="Avenir Next"/>
+              <w:color w:val="5A5F66"/>
+              <w:sz w:val="15"/>
+              <w:szCs w:val="15"/>
+            </w:rPr>
+            <w:fldChar w:fldCharType="end"/>
+          </w:r>
+          <w:r>
+            <w:rPr>
+              <w:rFonts w:ascii="Avenir Next" w:hAnsi="Avenir Next" w:cs="Avenir Next" w:eastAsia="Avenir Next"/>
+              <w:color w:val="5A5F66"/>
+              <w:sz w:val="15"/>
+              <w:szCs w:val="15"/>
+            </w:rPr>
+            <w:t xml:space="preserve"> of </w:t>
+          </w:r>
+          <w:r>
+            <w:rPr>
+              <w:rFonts w:ascii="Avenir Next" w:hAnsi="Avenir Next" w:cs="Avenir Next" w:eastAsia="Avenir Next"/>
+              <w:color w:val="5A5F66"/>
+              <w:sz w:val="15"/>
+              <w:szCs w:val="15"/>
+            </w:rPr>
+            <w:fldChar w:fldCharType="begin"/>
+          </w:r>
+          <w:r>
+            <w:rPr>
+              <w:rFonts w:ascii="Avenir Next" w:hAnsi="Avenir Next" w:cs="Avenir Next" w:eastAsia="Avenir Next"/>
+              <w:color w:val="5A5F66"/>
+              <w:sz w:val="15"/>
+              <w:szCs w:val="15"/>
+            </w:rPr>
+            <w:instrText xml:space="preserve"> NUMPAGES </w:instrText>
+          </w:r>
+          <w:r>
+            <w:rPr>
+              <w:rFonts w:ascii="Avenir Next" w:hAnsi="Avenir Next" w:cs="Avenir Next" w:eastAsia="Avenir Next"/>
+              <w:color w:val="5A5F66"/>
+              <w:sz w:val="15"/>
+              <w:szCs w:val="15"/>
+            </w:rPr>
+            <w:fldChar w:fldCharType="separate"/>
+          </w:r>
+          <w:r>
+            <w:rPr>
+              <w:rFonts w:ascii="Avenir Next" w:hAnsi="Avenir Next" w:cs="Avenir Next" w:eastAsia="Avenir Next"/>
+              <w:color w:val="5A5F66"/>
+              <w:sz w:val="15"/>
+              <w:szCs w:val="15"/>
+            </w:rPr>
+            <w:t xml:space="preserve">1</w:t>
+          </w:r>
+          <w:r>
+            <w:rPr>
+              <w:rFonts w:ascii="Avenir Next" w:hAnsi="Avenir Next" w:cs="Avenir Next" w:eastAsia="Avenir Next"/>
+              <w:color w:val="5A5F66"/>
+              <w:sz w:val="15"/>
+              <w:szCs w:val="15"/>
+            </w:rPr>
+            <w:fldChar w:fldCharType="end"/>
           </w:r>
         </w:p>
       </w:tc>
@@ -4506,5 +4616,23 @@
       </w:tblCellMar>
     </w:tblPr>
   </w:style>
+  <w:style w:type="paragraph" w:styleId="Heading1">
+    <w:name w:val="heading 1"/>
+    <w:basedOn w:val="Normal"/>
+    <w:pPr>
+      <w:outlineLvl w:val="0"/>
+      <w:keepNext w:val="0"/>
+      <w:keepLines w:val="0"/>
+    </w:pPr>
+  </w:style>
+  <w:style w:type="paragraph" w:styleId="Heading2">
+    <w:name w:val="heading 2"/>
+    <w:basedOn w:val="Normal"/>
+    <w:pPr>
+      <w:outlineLvl w:val="1"/>
+      <w:keepNext w:val="0"/>
+      <w:keepLines w:val="0"/>
+    </w:pPr>
+  </w:style>
 </w:styles>
 </file>